--- a/SEM 7/SAD/Documentation/SADEXP4.docx
+++ b/SEM 7/SAD/Documentation/SADEXP4.docx
@@ -4,146 +4,2506 @@
   <w:body>
     <w:p>
       <w:pPr>
+        <w:pStyle w:val="Heading"/>
+      </w:pPr>
+      <w:r>
+        <w:t>Aim: Implementation of buffer overflow and its analysis</w:t>
+      </w:r>
+    </w:p>
+    <w:p>
+      <w:pPr>
+        <w:pStyle w:val="Seperator"/>
+      </w:pPr>
+    </w:p>
+    <w:p>
+      <w:pPr>
+        <w:pStyle w:val="Heading"/>
+        <w:rPr>
+          <w:lang w:val="en-GB"/>
+        </w:rPr>
+      </w:pPr>
+      <w:r>
+        <w:rPr>
+          <w:lang w:val="en-GB"/>
+        </w:rPr>
+        <w:t>What is Buffer Overflow?</w:t>
+      </w:r>
+    </w:p>
+    <w:p>
+      <w:pPr>
         <w:pStyle w:val="Text"/>
-      </w:pPr>
+        <w:rPr>
+          <w:lang w:eastAsia="en-GB"/>
+        </w:rPr>
+      </w:pPr>
+      <w:r>
+        <w:rPr>
+          <w:noProof/>
+          <w:lang w:eastAsia="en-GB"/>
+        </w:rPr>
+        <w:drawing>
+          <wp:anchor distT="0" distB="0" distL="114300" distR="114300" simplePos="0" relativeHeight="251658240" behindDoc="0" locked="0" layoutInCell="1" allowOverlap="1" wp14:anchorId="53584ED8" wp14:editId="6D475BEA">
+            <wp:simplePos x="0" y="0"/>
+            <wp:positionH relativeFrom="margin">
+              <wp:align>right</wp:align>
+            </wp:positionH>
+            <wp:positionV relativeFrom="paragraph">
+              <wp:posOffset>10639</wp:posOffset>
+            </wp:positionV>
+            <wp:extent cx="2673350" cy="2510155"/>
+            <wp:effectExtent l="0" t="0" r="0" b="4445"/>
+            <wp:wrapSquare wrapText="bothSides"/>
+            <wp:docPr id="4" name="Picture 4"/>
+            <wp:cNvGraphicFramePr>
+              <a:graphicFrameLocks xmlns:a="http://schemas.openxmlformats.org/drawingml/2006/main" noChangeAspect="1"/>
+            </wp:cNvGraphicFramePr>
+            <a:graphic xmlns:a="http://schemas.openxmlformats.org/drawingml/2006/main">
+              <a:graphicData uri="http://schemas.openxmlformats.org/drawingml/2006/picture">
+                <pic:pic xmlns:pic="http://schemas.openxmlformats.org/drawingml/2006/picture">
+                  <pic:nvPicPr>
+                    <pic:cNvPr id="4" name="Picture 4"/>
+                    <pic:cNvPicPr/>
+                  </pic:nvPicPr>
+                  <pic:blipFill>
+                    <a:blip r:embed="rId9">
+                      <a:duotone>
+                        <a:prstClr val="black"/>
+                        <a:schemeClr val="bg1">
+                          <a:tint val="45000"/>
+                          <a:satMod val="400000"/>
+                        </a:schemeClr>
+                      </a:duotone>
+                      <a:extLst>
+                        <a:ext uri="{BEBA8EAE-BF5A-486C-A8C5-ECC9F3942E4B}">
+                          <a14:imgProps xmlns:a14="http://schemas.microsoft.com/office/drawing/2010/main">
+                            <a14:imgLayer r:embed="rId10">
+                              <a14:imgEffect>
+                                <a14:saturation sat="0"/>
+                              </a14:imgEffect>
+                            </a14:imgLayer>
+                          </a14:imgProps>
+                        </a:ext>
+                        <a:ext uri="{28A0092B-C50C-407E-A947-70E740481C1C}">
+                          <a14:useLocalDpi xmlns:a14="http://schemas.microsoft.com/office/drawing/2010/main" val="0"/>
+                        </a:ext>
+                      </a:extLst>
+                    </a:blip>
+                    <a:stretch>
+                      <a:fillRect/>
+                    </a:stretch>
+                  </pic:blipFill>
+                  <pic:spPr>
+                    <a:xfrm>
+                      <a:off x="0" y="0"/>
+                      <a:ext cx="2673350" cy="2510155"/>
+                    </a:xfrm>
+                    <a:prstGeom prst="rect">
+                      <a:avLst/>
+                    </a:prstGeom>
+                  </pic:spPr>
+                </pic:pic>
+              </a:graphicData>
+            </a:graphic>
+            <wp14:sizeRelH relativeFrom="margin">
+              <wp14:pctWidth>0</wp14:pctWidth>
+            </wp14:sizeRelH>
+            <wp14:sizeRelV relativeFrom="margin">
+              <wp14:pctHeight>0</wp14:pctHeight>
+            </wp14:sizeRelV>
+          </wp:anchor>
+        </w:drawing>
+      </w:r>
+      <w:r>
+        <w:rPr>
+          <w:lang w:eastAsia="en-GB"/>
+        </w:rPr>
+        <w:t xml:space="preserve">A buffer overflow occurs when a program writes data beyond the allocated memory buffer's boundaries, overwriting adjacent memory locations. This fundamental memory management flaw has been documented since </w:t>
+      </w:r>
+      <w:r>
+        <w:rPr>
+          <w:rStyle w:val="CodeChar"/>
+        </w:rPr>
+        <w:t>1972</w:t>
+      </w:r>
+      <w:r>
+        <w:rPr>
+          <w:lang w:eastAsia="en-GB"/>
+        </w:rPr>
+        <w:t xml:space="preserve"> in a </w:t>
+      </w:r>
+      <w:r>
+        <w:rPr>
+          <w:rStyle w:val="CodeChar"/>
+        </w:rPr>
+        <w:t>USAF</w:t>
+      </w:r>
+      <w:r>
+        <w:rPr>
+          <w:lang w:eastAsia="en-GB"/>
+        </w:rPr>
+        <w:t xml:space="preserve"> study on computer security but was not notably exploited until </w:t>
+      </w:r>
+      <w:r>
+        <w:rPr>
+          <w:rStyle w:val="CodeChar"/>
+        </w:rPr>
+        <w:t>1988</w:t>
+      </w:r>
+      <w:r>
+        <w:rPr>
+          <w:lang w:eastAsia="en-GB"/>
+        </w:rPr>
+        <w:t xml:space="preserve">, when the </w:t>
+      </w:r>
+      <w:r>
+        <w:rPr>
+          <w:rStyle w:val="CodeChar"/>
+        </w:rPr>
+        <w:t>Morris Worm</w:t>
+      </w:r>
+      <w:r>
+        <w:rPr>
+          <w:lang w:eastAsia="en-GB"/>
+        </w:rPr>
+        <w:t xml:space="preserve"> demonstrated the devastating potential of such </w:t>
+      </w:r>
+      <w:r>
+        <w:rPr>
+          <w:lang w:eastAsia="en-GB"/>
+        </w:rPr>
+        <w:t>vulnerabilities.</w:t>
+      </w:r>
+      <w:r>
+        <w:rPr>
+          <w:lang w:eastAsia="en-GB"/>
+        </w:rPr>
+        <w:t xml:space="preserve"> Today, buffer overflow vulnerabilities remain one of the most common and dangerous software vulnerabilities, regularly appearing in </w:t>
+      </w:r>
+      <w:r>
+        <w:rPr>
+          <w:rStyle w:val="CListChar"/>
+        </w:rPr>
+        <w:t>CISA's</w:t>
+      </w:r>
+      <w:r>
+        <w:rPr>
+          <w:lang w:eastAsia="en-GB"/>
+        </w:rPr>
+        <w:t xml:space="preserve"> Known Exploited Vulnerabilities </w:t>
+      </w:r>
+      <w:r>
+        <w:rPr>
+          <w:lang w:eastAsia="en-GB"/>
+        </w:rPr>
+        <w:t>catalog.</w:t>
+      </w:r>
     </w:p>
     <w:p>
       <w:pPr>
         <w:pStyle w:val="Text"/>
-      </w:pPr>
+        <w:rPr>
+          <w:lang w:eastAsia="en-GB"/>
+        </w:rPr>
+      </w:pPr>
+      <w:r>
+        <w:rPr>
+          <w:lang w:eastAsia="en-GB"/>
+        </w:rPr>
+        <w:t xml:space="preserve">The vulnerability arises from the fundamental design of the </w:t>
+      </w:r>
+      <w:r>
+        <w:rPr>
+          <w:rStyle w:val="CListChar"/>
+        </w:rPr>
+        <w:t>C</w:t>
+      </w:r>
+      <w:r>
+        <w:rPr>
+          <w:lang w:eastAsia="en-GB"/>
+        </w:rPr>
+        <w:t xml:space="preserve"> programming language, which provides direct memory access through pointers and performs no automatic array bounds checking. As one security researcher observed, "</w:t>
+      </w:r>
+      <w:r>
+        <w:rPr>
+          <w:rStyle w:val="CodeChar"/>
+        </w:rPr>
+        <w:t>C is essentially high-level assembly</w:t>
+      </w:r>
+      <w:r>
+        <w:rPr>
+          <w:lang w:eastAsia="en-GB"/>
+        </w:rPr>
+        <w:t>" that "</w:t>
+      </w:r>
+      <w:r>
+        <w:rPr>
+          <w:rStyle w:val="CodeChar"/>
+        </w:rPr>
+        <w:t>exposes raw pointers to memory and does not perform bounds-checking on arrays</w:t>
+      </w:r>
+      <w:r>
+        <w:rPr>
+          <w:lang w:eastAsia="en-GB"/>
+        </w:rPr>
+        <w:t>”.</w:t>
+      </w:r>
+      <w:r>
+        <w:rPr>
+          <w:lang w:eastAsia="en-GB"/>
+        </w:rPr>
+        <w:t xml:space="preserve"> This design choice, while enabling high performance and low-level system control, places the burden of memory safety entirely on the developer.</w:t>
+      </w:r>
+    </w:p>
+    <w:p>
+      <w:pPr>
+        <w:pStyle w:val="Seperator"/>
+      </w:pPr>
+    </w:p>
+    <w:p>
+      <w:pPr>
+        <w:pStyle w:val="Heading"/>
+      </w:pPr>
+      <w:r>
+        <w:t>Memory Layout</w:t>
+      </w:r>
     </w:p>
     <w:p>
       <w:pPr>
         <w:pStyle w:val="Text"/>
+        <w:rPr>
+          <w:lang w:val="en-GB"/>
+        </w:rPr>
+      </w:pPr>
+      <w:r>
+        <w:rPr>
+          <w:noProof/>
+        </w:rPr>
+        <w:drawing>
+          <wp:anchor distT="0" distB="0" distL="114300" distR="114300" simplePos="0" relativeHeight="251661312" behindDoc="0" locked="0" layoutInCell="1" allowOverlap="1" wp14:anchorId="0CC3A067" wp14:editId="3F8DEEC5">
+            <wp:simplePos x="0" y="0"/>
+            <wp:positionH relativeFrom="margin">
+              <wp:align>right</wp:align>
+            </wp:positionH>
+            <wp:positionV relativeFrom="paragraph">
+              <wp:posOffset>8095</wp:posOffset>
+            </wp:positionV>
+            <wp:extent cx="2797810" cy="2035810"/>
+            <wp:effectExtent l="0" t="0" r="2540" b="2540"/>
+            <wp:wrapSquare wrapText="bothSides"/>
+            <wp:docPr id="7" name="Picture 7"/>
+            <wp:cNvGraphicFramePr>
+              <a:graphicFrameLocks xmlns:a="http://schemas.openxmlformats.org/drawingml/2006/main" noChangeAspect="1"/>
+            </wp:cNvGraphicFramePr>
+            <a:graphic xmlns:a="http://schemas.openxmlformats.org/drawingml/2006/main">
+              <a:graphicData uri="http://schemas.openxmlformats.org/drawingml/2006/picture">
+                <pic:pic xmlns:pic="http://schemas.openxmlformats.org/drawingml/2006/picture">
+                  <pic:nvPicPr>
+                    <pic:cNvPr id="7" name="Picture 7"/>
+                    <pic:cNvPicPr/>
+                  </pic:nvPicPr>
+                  <pic:blipFill>
+                    <a:blip r:embed="rId11">
+                      <a:duotone>
+                        <a:prstClr val="black"/>
+                        <a:schemeClr val="bg1">
+                          <a:tint val="45000"/>
+                          <a:satMod val="400000"/>
+                        </a:schemeClr>
+                      </a:duotone>
+                      <a:extLst>
+                        <a:ext uri="{28A0092B-C50C-407E-A947-70E740481C1C}">
+                          <a14:useLocalDpi xmlns:a14="http://schemas.microsoft.com/office/drawing/2010/main" val="0"/>
+                        </a:ext>
+                      </a:extLst>
+                    </a:blip>
+                    <a:stretch>
+                      <a:fillRect/>
+                    </a:stretch>
+                  </pic:blipFill>
+                  <pic:spPr>
+                    <a:xfrm>
+                      <a:off x="0" y="0"/>
+                      <a:ext cx="2797810" cy="2035810"/>
+                    </a:xfrm>
+                    <a:prstGeom prst="rect">
+                      <a:avLst/>
+                    </a:prstGeom>
+                  </pic:spPr>
+                </pic:pic>
+              </a:graphicData>
+            </a:graphic>
+            <wp14:sizeRelH relativeFrom="margin">
+              <wp14:pctWidth>0</wp14:pctWidth>
+            </wp14:sizeRelH>
+            <wp14:sizeRelV relativeFrom="margin">
+              <wp14:pctHeight>0</wp14:pctHeight>
+            </wp14:sizeRelV>
+          </wp:anchor>
+        </w:drawing>
+      </w:r>
+      <w:r>
+        <w:rPr>
+          <w:lang w:val="en-GB"/>
+        </w:rPr>
+        <w:t>Understanding buffer overflow attacks requires comprehension of how programs organize memory. A typical Unix process memory layout consists of several segments:</w:t>
+      </w:r>
+    </w:p>
+    <w:p>
+      <w:pPr>
+        <w:pStyle w:val="CList"/>
+      </w:pPr>
+      <w:r>
+        <w:rPr>
+          <w:b/>
+          <w:bCs/>
+        </w:rPr>
+        <w:t>Text (</w:t>
+      </w:r>
+      <w:r>
+        <w:rPr>
+          <w:rStyle w:val="CodeChar"/>
+        </w:rPr>
+        <w:t>Code</w:t>
+      </w:r>
+      <w:r>
+        <w:rPr>
+          <w:b/>
+          <w:bCs/>
+        </w:rPr>
+        <w:t>) Segment</w:t>
+      </w:r>
+      <w:r>
+        <w:t>: Contains executable instructions</w:t>
+      </w:r>
+    </w:p>
+    <w:p>
+      <w:pPr>
+        <w:pStyle w:val="CList"/>
+      </w:pPr>
+      <w:r>
+        <w:rPr>
+          <w:b/>
+          <w:bCs/>
+        </w:rPr>
+        <w:t xml:space="preserve">Data </w:t>
+      </w:r>
+      <w:r>
+        <w:rPr>
+          <w:rStyle w:val="CodeChar"/>
+        </w:rPr>
+        <w:t>Segment</w:t>
+      </w:r>
+      <w:r>
+        <w:t>: Stores global and static variables</w:t>
+      </w:r>
+    </w:p>
+    <w:p>
+      <w:pPr>
+        <w:pStyle w:val="CList"/>
+      </w:pPr>
+      <w:r>
+        <w:rPr>
+          <w:rStyle w:val="CodeChar"/>
+        </w:rPr>
+        <w:t>Heap</w:t>
+      </w:r>
+      <w:r>
+        <w:t>: Dynamically allocated memory growing upward</w:t>
+      </w:r>
+    </w:p>
+    <w:p>
+      <w:pPr>
+        <w:pStyle w:val="CList"/>
+      </w:pPr>
+      <w:r>
+        <w:rPr>
+          <w:rStyle w:val="CodeChar"/>
+        </w:rPr>
+        <w:t>Stack</w:t>
+      </w:r>
+      <w:r>
+        <w:t xml:space="preserve">: Stores function call information, local variables, and return addresses, growing downward </w:t>
+      </w:r>
+    </w:p>
+    <w:p>
+      <w:pPr>
+        <w:pStyle w:val="Seperator"/>
       </w:pPr>
     </w:p>
     <w:p>
       <w:pPr>
         <w:pStyle w:val="Text"/>
-      </w:pPr>
+        <w:rPr>
+          <w:lang w:val="en-GB"/>
+        </w:rPr>
+      </w:pPr>
+      <w:r>
+        <w:rPr>
+          <w:lang w:val="en-GB"/>
+        </w:rPr>
+        <w:t>The stack is particularly relevant to buffer overflow attacks. When a function is called, the compiler generates a stack frame that contains:</w:t>
+      </w:r>
+    </w:p>
+    <w:p>
+      <w:pPr>
+        <w:pStyle w:val="CList"/>
+      </w:pPr>
+      <w:r>
+        <w:t>Function arguments</w:t>
+      </w:r>
+    </w:p>
+    <w:p>
+      <w:pPr>
+        <w:pStyle w:val="CList"/>
+      </w:pPr>
+      <w:r>
+        <w:t>Return address (where execution resumes after the function completes)</w:t>
+      </w:r>
+    </w:p>
+    <w:p>
+      <w:pPr>
+        <w:pStyle w:val="CList"/>
+      </w:pPr>
+      <w:r>
+        <w:t>Saved frame pointer (previous base pointer value)</w:t>
+      </w:r>
+    </w:p>
+    <w:p>
+      <w:pPr>
+        <w:pStyle w:val="CList"/>
+      </w:pPr>
+      <w:r>
+        <w:t xml:space="preserve">Local variables arranged contiguously </w:t>
+      </w:r>
+    </w:p>
+    <w:p>
+      <w:pPr>
+        <w:pStyle w:val="Seperator"/>
+      </w:pPr>
+    </w:p>
+    <w:p>
+      <w:pPr>
+        <w:pStyle w:val="Heading"/>
+      </w:pPr>
+      <w:r>
+        <w:lastRenderedPageBreak/>
+        <w:t>Working</w:t>
+      </w:r>
     </w:p>
     <w:p>
       <w:pPr>
         <w:pStyle w:val="Text"/>
-      </w:pPr>
+        <w:rPr>
+          <w:lang w:val="en-GB"/>
+        </w:rPr>
+      </w:pPr>
+      <w:r>
+        <w:rPr>
+          <w:lang w:val="en-GB"/>
+        </w:rPr>
+        <w:t>When an attacker provides input larger than the allocated buffer, the excess data flows into adjacent memory regions. In stack-based overflows, this means overwriting:</w:t>
+      </w:r>
+    </w:p>
+    <w:p>
+      <w:pPr>
+        <w:pStyle w:val="CList"/>
+      </w:pPr>
+      <w:r>
+        <w:rPr>
+          <w:b/>
+          <w:bCs/>
+        </w:rPr>
+        <w:t>Local variables</w:t>
+      </w:r>
+      <w:r>
+        <w:t>: Immediately following the buffer, potentially changing program logic (as demonstrated in our vulnerable login program)</w:t>
+      </w:r>
+    </w:p>
+    <w:p>
+      <w:pPr>
+        <w:pStyle w:val="CList"/>
+      </w:pPr>
+      <w:r>
+        <w:rPr>
+          <w:b/>
+          <w:bCs/>
+        </w:rPr>
+        <w:t xml:space="preserve">Saved </w:t>
+      </w:r>
+      <w:r>
+        <w:rPr>
+          <w:rStyle w:val="CodeChar"/>
+        </w:rPr>
+        <w:t>EBP</w:t>
+      </w:r>
+      <w:r>
+        <w:t>: Corrupting the frame pointer, causing crashes or enabling advanced exploitation techniques</w:t>
+      </w:r>
+    </w:p>
+    <w:p>
+      <w:pPr>
+        <w:pStyle w:val="CList"/>
+      </w:pPr>
+      <w:r>
+        <w:rPr>
+          <w:b/>
+          <w:bCs/>
+        </w:rPr>
+        <w:t>Return address</w:t>
+      </w:r>
+      <w:r>
+        <w:t xml:space="preserve">: Allowing attackers to redirect program execution to injected code or existing code segments </w:t>
+      </w:r>
+    </w:p>
+    <w:p>
+      <w:pPr>
+        <w:pStyle w:val="Seperator"/>
+      </w:pPr>
+    </w:p>
+    <w:p>
+      <w:pPr>
+        <w:pStyle w:val="Heading"/>
+      </w:pPr>
+      <w:r>
+        <w:t>Real-World Attack Scenarios</w:t>
+      </w:r>
     </w:p>
     <w:p>
       <w:pPr>
         <w:pStyle w:val="Text"/>
       </w:pPr>
+      <w:r>
+        <w:rPr>
+          <w:noProof/>
+        </w:rPr>
+        <w:drawing>
+          <wp:anchor distT="0" distB="0" distL="114300" distR="114300" simplePos="0" relativeHeight="251659264" behindDoc="0" locked="0" layoutInCell="1" allowOverlap="1" wp14:anchorId="5B6D8C12" wp14:editId="115C9FD8">
+            <wp:simplePos x="0" y="0"/>
+            <wp:positionH relativeFrom="margin">
+              <wp:align>right</wp:align>
+            </wp:positionH>
+            <wp:positionV relativeFrom="paragraph">
+              <wp:posOffset>10795</wp:posOffset>
+            </wp:positionV>
+            <wp:extent cx="2606040" cy="1799590"/>
+            <wp:effectExtent l="0" t="0" r="3810" b="0"/>
+            <wp:wrapSquare wrapText="bothSides"/>
+            <wp:docPr id="5" name="Picture 5"/>
+            <wp:cNvGraphicFramePr>
+              <a:graphicFrameLocks xmlns:a="http://schemas.openxmlformats.org/drawingml/2006/main" noChangeAspect="1"/>
+            </wp:cNvGraphicFramePr>
+            <a:graphic xmlns:a="http://schemas.openxmlformats.org/drawingml/2006/main">
+              <a:graphicData uri="http://schemas.openxmlformats.org/drawingml/2006/picture">
+                <pic:pic xmlns:pic="http://schemas.openxmlformats.org/drawingml/2006/picture">
+                  <pic:nvPicPr>
+                    <pic:cNvPr id="5" name="Picture 5"/>
+                    <pic:cNvPicPr/>
+                  </pic:nvPicPr>
+                  <pic:blipFill>
+                    <a:blip r:embed="rId12">
+                      <a:duotone>
+                        <a:prstClr val="black"/>
+                        <a:schemeClr val="bg1">
+                          <a:tint val="45000"/>
+                          <a:satMod val="400000"/>
+                        </a:schemeClr>
+                      </a:duotone>
+                      <a:extLst>
+                        <a:ext uri="{28A0092B-C50C-407E-A947-70E740481C1C}">
+                          <a14:useLocalDpi xmlns:a14="http://schemas.microsoft.com/office/drawing/2010/main" val="0"/>
+                        </a:ext>
+                      </a:extLst>
+                    </a:blip>
+                    <a:stretch>
+                      <a:fillRect/>
+                    </a:stretch>
+                  </pic:blipFill>
+                  <pic:spPr>
+                    <a:xfrm>
+                      <a:off x="0" y="0"/>
+                      <a:ext cx="2606040" cy="1799590"/>
+                    </a:xfrm>
+                    <a:prstGeom prst="rect">
+                      <a:avLst/>
+                    </a:prstGeom>
+                  </pic:spPr>
+                </pic:pic>
+              </a:graphicData>
+            </a:graphic>
+            <wp14:sizeRelH relativeFrom="margin">
+              <wp14:pctWidth>0</wp14:pctWidth>
+            </wp14:sizeRelH>
+            <wp14:sizeRelV relativeFrom="margin">
+              <wp14:pctHeight>0</wp14:pctHeight>
+            </wp14:sizeRelV>
+          </wp:anchor>
+        </w:drawing>
+      </w:r>
+      <w:r>
+        <w:t xml:space="preserve">The Morris Worm remains the most famous buffer overflow exploit. Launched on </w:t>
+      </w:r>
+      <w:r>
+        <w:rPr>
+          <w:rStyle w:val="CodeChar"/>
+        </w:rPr>
+        <w:t>ARPAnet</w:t>
+      </w:r>
+      <w:r>
+        <w:t xml:space="preserve">, it exploited a vulnerability in the </w:t>
+      </w:r>
+      <w:r>
+        <w:rPr>
+          <w:rStyle w:val="CodeChar"/>
+        </w:rPr>
+        <w:t>UNIX</w:t>
+      </w:r>
+      <w:r>
+        <w:t xml:space="preserve"> </w:t>
+      </w:r>
+      <w:r>
+        <w:rPr>
+          <w:rStyle w:val="CodeChar"/>
+        </w:rPr>
+        <w:t>fingerd daemon</w:t>
+      </w:r>
+      <w:r>
+        <w:t xml:space="preserve">. The program accepted input without size limits, enabling the worm to overwrite the return address and execute arbitrary code. Approximately 6,000 servers crashed, representing about 10% of the Internet at the </w:t>
+      </w:r>
+      <w:r>
+        <w:t>time.</w:t>
+      </w:r>
+      <w:r>
+        <w:t xml:space="preserve"> The worm's replication mechanism caused it to be sent repeatedly to the same computer, making it difficult to remove and causing widespread </w:t>
+      </w:r>
+      <w:r>
+        <w:t>disruption.</w:t>
+      </w:r>
+    </w:p>
+    <w:p>
+      <w:pPr>
+        <w:pStyle w:val="Seperator"/>
+      </w:pPr>
+    </w:p>
+    <w:p>
+      <w:pPr>
+        <w:pStyle w:val="Heading"/>
+      </w:pPr>
+      <w:r>
+        <w:t>Code</w:t>
+      </w:r>
+    </w:p>
+    <w:p>
+      <w:pPr>
+        <w:pStyle w:val="Code"/>
+        <w:rPr>
+          <w:lang w:val="en-GB"/>
+        </w:rPr>
+      </w:pPr>
+      <w:r>
+        <w:rPr>
+          <w:lang w:val="en-GB"/>
+        </w:rPr>
+        <w:t>#include &lt;stdio.h&gt;</w:t>
+      </w:r>
+    </w:p>
+    <w:p>
+      <w:pPr>
+        <w:pStyle w:val="Code"/>
+        <w:rPr>
+          <w:lang w:val="en-GB"/>
+        </w:rPr>
+      </w:pPr>
+      <w:r>
+        <w:rPr>
+          <w:lang w:val="en-GB"/>
+        </w:rPr>
+        <w:t>#include &lt;string.h&gt;</w:t>
+      </w:r>
+    </w:p>
+    <w:p>
+      <w:pPr>
+        <w:pStyle w:val="Code"/>
+        <w:rPr>
+          <w:lang w:val="en-GB"/>
+        </w:rPr>
+      </w:pPr>
+    </w:p>
+    <w:p>
+      <w:pPr>
+        <w:pStyle w:val="Code"/>
+        <w:rPr>
+          <w:lang w:val="en-GB"/>
+        </w:rPr>
+      </w:pPr>
+      <w:r>
+        <w:rPr>
+          <w:lang w:val="en-GB"/>
+        </w:rPr>
+        <w:t>int login() {</w:t>
+      </w:r>
+    </w:p>
+    <w:p>
+      <w:pPr>
+        <w:pStyle w:val="Code"/>
+        <w:rPr>
+          <w:lang w:val="en-GB"/>
+        </w:rPr>
+      </w:pPr>
+      <w:r>
+        <w:rPr>
+          <w:lang w:val="en-GB"/>
+        </w:rPr>
+        <w:t>    char password[16];    </w:t>
+      </w:r>
+    </w:p>
+    <w:p>
+      <w:pPr>
+        <w:pStyle w:val="Code"/>
+        <w:rPr>
+          <w:lang w:val="en-GB"/>
+        </w:rPr>
+      </w:pPr>
+      <w:r>
+        <w:rPr>
+          <w:lang w:val="en-GB"/>
+        </w:rPr>
+        <w:t>    int access = 0;      </w:t>
+      </w:r>
+    </w:p>
+    <w:p>
+      <w:pPr>
+        <w:pStyle w:val="Code"/>
+        <w:rPr>
+          <w:lang w:val="en-GB"/>
+        </w:rPr>
+      </w:pPr>
+      <w:r>
+        <w:rPr>
+          <w:lang w:val="en-GB"/>
+        </w:rPr>
+        <w:t xml:space="preserve">    </w:t>
+      </w:r>
+    </w:p>
+    <w:p>
+      <w:pPr>
+        <w:pStyle w:val="Code"/>
+        <w:rPr>
+          <w:lang w:val="en-GB"/>
+        </w:rPr>
+      </w:pPr>
+      <w:r>
+        <w:rPr>
+          <w:lang w:val="en-GB"/>
+        </w:rPr>
+        <w:t>    printf("Correct password: 'Jack Baker'\n");</w:t>
+      </w:r>
+    </w:p>
+    <w:p>
+      <w:pPr>
+        <w:pStyle w:val="Code"/>
+        <w:rPr>
+          <w:lang w:val="en-GB"/>
+        </w:rPr>
+      </w:pPr>
+      <w:r>
+        <w:rPr>
+          <w:lang w:val="en-GB"/>
+        </w:rPr>
+        <w:t>    printf("Buffer size: 16 bytes (array size: 17)\n\n");</w:t>
+      </w:r>
+    </w:p>
+    <w:p>
+      <w:pPr>
+        <w:pStyle w:val="Code"/>
+        <w:rPr>
+          <w:lang w:val="en-GB"/>
+        </w:rPr>
+      </w:pPr>
+      <w:r>
+        <w:rPr>
+          <w:lang w:val="en-GB"/>
+        </w:rPr>
+        <w:t xml:space="preserve">    </w:t>
+      </w:r>
+    </w:p>
+    <w:p>
+      <w:pPr>
+        <w:pStyle w:val="Code"/>
+        <w:rPr>
+          <w:lang w:val="en-GB"/>
+        </w:rPr>
+      </w:pPr>
+      <w:r>
+        <w:rPr>
+          <w:lang w:val="en-GB"/>
+        </w:rPr>
+        <w:t>    printf("Enter password: ");</w:t>
+      </w:r>
+    </w:p>
+    <w:p>
+      <w:pPr>
+        <w:pStyle w:val="Code"/>
+        <w:rPr>
+          <w:lang w:val="en-GB"/>
+        </w:rPr>
+      </w:pPr>
+      <w:r>
+        <w:rPr>
+          <w:lang w:val="en-GB"/>
+        </w:rPr>
+        <w:t xml:space="preserve">    gets(password); </w:t>
+      </w:r>
+    </w:p>
+    <w:p>
+      <w:pPr>
+        <w:pStyle w:val="Code"/>
+        <w:rPr>
+          <w:lang w:val="en-GB"/>
+        </w:rPr>
+      </w:pPr>
+      <w:r>
+        <w:rPr>
+          <w:lang w:val="en-GB"/>
+        </w:rPr>
+        <w:t xml:space="preserve">    </w:t>
+      </w:r>
+    </w:p>
+    <w:p>
+      <w:pPr>
+        <w:pStyle w:val="Code"/>
+        <w:rPr>
+          <w:lang w:val="en-GB"/>
+        </w:rPr>
+      </w:pPr>
+      <w:r>
+        <w:rPr>
+          <w:lang w:val="en-GB"/>
+        </w:rPr>
+        <w:t>    printf("\n--- Memory Analysis ---\n");</w:t>
+      </w:r>
+    </w:p>
+    <w:p>
+      <w:pPr>
+        <w:pStyle w:val="Code"/>
+        <w:rPr>
+          <w:lang w:val="en-GB"/>
+        </w:rPr>
+      </w:pPr>
+      <w:r>
+        <w:rPr>
+          <w:lang w:val="en-GB"/>
+        </w:rPr>
+        <w:t>    printf("Password stored at: %p\n", password);</w:t>
+      </w:r>
+    </w:p>
+    <w:p>
+      <w:pPr>
+        <w:pStyle w:val="Code"/>
+        <w:rPr>
+          <w:lang w:val="en-GB"/>
+        </w:rPr>
+      </w:pPr>
+      <w:r>
+        <w:rPr>
+          <w:lang w:val="en-GB"/>
+        </w:rPr>
+        <w:t>    printf("Access flag at:     %p\n", &amp;access);</w:t>
+      </w:r>
+    </w:p>
+    <w:p>
+      <w:pPr>
+        <w:pStyle w:val="Code"/>
+        <w:rPr>
+          <w:lang w:val="en-GB"/>
+        </w:rPr>
+      </w:pPr>
+      <w:r>
+        <w:rPr>
+          <w:lang w:val="en-GB"/>
+        </w:rPr>
+        <w:t>    printf("Access value:       %d\n", access);</w:t>
+      </w:r>
+    </w:p>
+    <w:p>
+      <w:pPr>
+        <w:pStyle w:val="Code"/>
+        <w:rPr>
+          <w:lang w:val="en-GB"/>
+        </w:rPr>
+      </w:pPr>
+      <w:r>
+        <w:rPr>
+          <w:lang w:val="en-GB"/>
+        </w:rPr>
+        <w:t>    printf("Password entered:   '%s'\n", password);</w:t>
+      </w:r>
+    </w:p>
+    <w:p>
+      <w:pPr>
+        <w:pStyle w:val="Code"/>
+        <w:rPr>
+          <w:lang w:val="en-GB"/>
+        </w:rPr>
+      </w:pPr>
+      <w:r>
+        <w:rPr>
+          <w:lang w:val="en-GB"/>
+        </w:rPr>
+        <w:t>    printf("Password length:    %lu\n", strlen(password));</w:t>
+      </w:r>
+    </w:p>
+    <w:p>
+      <w:pPr>
+        <w:pStyle w:val="Code"/>
+        <w:rPr>
+          <w:lang w:val="en-GB"/>
+        </w:rPr>
+      </w:pPr>
+      <w:r>
+        <w:rPr>
+          <w:lang w:val="en-GB"/>
+        </w:rPr>
+        <w:t>    printf("----------------------\n\n");</w:t>
+      </w:r>
+    </w:p>
+    <w:p>
+      <w:pPr>
+        <w:pStyle w:val="Code"/>
+        <w:rPr>
+          <w:lang w:val="en-GB"/>
+        </w:rPr>
+      </w:pPr>
+      <w:r>
+        <w:rPr>
+          <w:lang w:val="en-GB"/>
+        </w:rPr>
+        <w:t xml:space="preserve">    </w:t>
+      </w:r>
+    </w:p>
+    <w:p>
+      <w:pPr>
+        <w:pStyle w:val="Code"/>
+        <w:rPr>
+          <w:lang w:val="en-GB"/>
+        </w:rPr>
+      </w:pPr>
+      <w:r>
+        <w:rPr>
+          <w:lang w:val="en-GB"/>
+        </w:rPr>
+        <w:t>    if (strcmp(password, "Jack Baker") == 0) {</w:t>
+      </w:r>
+    </w:p>
+    <w:p>
+      <w:pPr>
+        <w:pStyle w:val="Code"/>
+        <w:rPr>
+          <w:lang w:val="en-GB"/>
+        </w:rPr>
+      </w:pPr>
+      <w:r>
+        <w:rPr>
+          <w:lang w:val="en-GB"/>
+        </w:rPr>
+        <w:t xml:space="preserve">        access = 1; </w:t>
+      </w:r>
+    </w:p>
+    <w:p>
+      <w:pPr>
+        <w:pStyle w:val="Code"/>
+        <w:rPr>
+          <w:lang w:val="en-GB"/>
+        </w:rPr>
+      </w:pPr>
+      <w:r>
+        <w:rPr>
+          <w:lang w:val="en-GB"/>
+        </w:rPr>
+        <w:t>        printf("Password correct!\n");</w:t>
+      </w:r>
+    </w:p>
+    <w:p>
+      <w:pPr>
+        <w:pStyle w:val="Code"/>
+        <w:rPr>
+          <w:lang w:val="en-GB"/>
+        </w:rPr>
+      </w:pPr>
+      <w:r>
+        <w:rPr>
+          <w:lang w:val="en-GB"/>
+        </w:rPr>
+        <w:lastRenderedPageBreak/>
+        <w:t>    } else {</w:t>
+      </w:r>
+    </w:p>
+    <w:p>
+      <w:pPr>
+        <w:pStyle w:val="Code"/>
+        <w:rPr>
+          <w:lang w:val="en-GB"/>
+        </w:rPr>
+      </w:pPr>
+      <w:r>
+        <w:rPr>
+          <w:lang w:val="en-GB"/>
+        </w:rPr>
+        <w:t>        printf("Wrong password!\n");</w:t>
+      </w:r>
+    </w:p>
+    <w:p>
+      <w:pPr>
+        <w:pStyle w:val="Code"/>
+        <w:rPr>
+          <w:lang w:val="en-GB"/>
+        </w:rPr>
+      </w:pPr>
+      <w:r>
+        <w:rPr>
+          <w:lang w:val="en-GB"/>
+        </w:rPr>
+        <w:t>    }</w:t>
+      </w:r>
+    </w:p>
+    <w:p>
+      <w:pPr>
+        <w:pStyle w:val="Code"/>
+        <w:rPr>
+          <w:lang w:val="en-GB"/>
+        </w:rPr>
+      </w:pPr>
+    </w:p>
+    <w:p>
+      <w:pPr>
+        <w:pStyle w:val="Code"/>
+        <w:rPr>
+          <w:lang w:val="en-GB"/>
+        </w:rPr>
+      </w:pPr>
+      <w:r>
+        <w:rPr>
+          <w:lang w:val="en-GB"/>
+        </w:rPr>
+        <w:t>    return access;</w:t>
+      </w:r>
+    </w:p>
+    <w:p>
+      <w:pPr>
+        <w:pStyle w:val="Code"/>
+        <w:rPr>
+          <w:lang w:val="en-GB"/>
+        </w:rPr>
+      </w:pPr>
+      <w:r>
+        <w:rPr>
+          <w:lang w:val="en-GB"/>
+        </w:rPr>
+        <w:t>}</w:t>
+      </w:r>
+    </w:p>
+    <w:p>
+      <w:pPr>
+        <w:pStyle w:val="Code"/>
+        <w:rPr>
+          <w:lang w:val="en-GB"/>
+        </w:rPr>
+      </w:pPr>
+    </w:p>
+    <w:p>
+      <w:pPr>
+        <w:pStyle w:val="Code"/>
+        <w:rPr>
+          <w:lang w:val="en-GB"/>
+        </w:rPr>
+      </w:pPr>
+      <w:r>
+        <w:rPr>
+          <w:lang w:val="en-GB"/>
+        </w:rPr>
+        <w:t>int main() {</w:t>
+      </w:r>
+    </w:p>
+    <w:p>
+      <w:pPr>
+        <w:pStyle w:val="Code"/>
+        <w:rPr>
+          <w:lang w:val="en-GB"/>
+        </w:rPr>
+      </w:pPr>
+    </w:p>
+    <w:p>
+      <w:pPr>
+        <w:pStyle w:val="Code"/>
+        <w:rPr>
+          <w:lang w:val="en-GB"/>
+        </w:rPr>
+      </w:pPr>
+      <w:r>
+        <w:rPr>
+          <w:lang w:val="en-GB"/>
+        </w:rPr>
+        <w:t>    int result = login();</w:t>
+      </w:r>
+    </w:p>
+    <w:p>
+      <w:pPr>
+        <w:pStyle w:val="Code"/>
+        <w:rPr>
+          <w:lang w:val="en-GB"/>
+        </w:rPr>
+      </w:pPr>
+    </w:p>
+    <w:p>
+      <w:pPr>
+        <w:pStyle w:val="Code"/>
+        <w:rPr>
+          <w:lang w:val="en-GB"/>
+        </w:rPr>
+      </w:pPr>
+      <w:r>
+        <w:rPr>
+          <w:lang w:val="en-GB"/>
+        </w:rPr>
+        <w:t>    if (result == 1) {</w:t>
+      </w:r>
+    </w:p>
+    <w:p>
+      <w:pPr>
+        <w:pStyle w:val="Code"/>
+        <w:rPr>
+          <w:lang w:val="en-GB"/>
+        </w:rPr>
+      </w:pPr>
+      <w:r>
+        <w:rPr>
+          <w:lang w:val="en-GB"/>
+        </w:rPr>
+        <w:t>        printf("ACCESS GRANTED!\n");</w:t>
+      </w:r>
+    </w:p>
+    <w:p>
+      <w:pPr>
+        <w:pStyle w:val="Code"/>
+        <w:rPr>
+          <w:lang w:val="en-GB"/>
+        </w:rPr>
+      </w:pPr>
+      <w:r>
+        <w:rPr>
+          <w:lang w:val="en-GB"/>
+        </w:rPr>
+        <w:t>        printf("   You are logged in as a Resident Evil!\n");</w:t>
+      </w:r>
+    </w:p>
+    <w:p>
+      <w:pPr>
+        <w:pStyle w:val="Code"/>
+        <w:rPr>
+          <w:lang w:val="en-GB"/>
+        </w:rPr>
+      </w:pPr>
+      <w:r>
+        <w:rPr>
+          <w:lang w:val="en-GB"/>
+        </w:rPr>
+        <w:t>    } else {</w:t>
+      </w:r>
+    </w:p>
+    <w:p>
+      <w:pPr>
+        <w:pStyle w:val="Code"/>
+        <w:rPr>
+          <w:lang w:val="en-GB"/>
+        </w:rPr>
+      </w:pPr>
+      <w:r>
+        <w:rPr>
+          <w:lang w:val="en-GB"/>
+        </w:rPr>
+        <w:t>        printf("ACCESS DENIED!\n");</w:t>
+      </w:r>
+    </w:p>
+    <w:p>
+      <w:pPr>
+        <w:pStyle w:val="Code"/>
+        <w:rPr>
+          <w:lang w:val="en-GB"/>
+        </w:rPr>
+      </w:pPr>
+      <w:r>
+        <w:rPr>
+          <w:lang w:val="en-GB"/>
+        </w:rPr>
+        <w:t>        printf("   Invalid resident!\n");</w:t>
+      </w:r>
+    </w:p>
+    <w:p>
+      <w:pPr>
+        <w:pStyle w:val="Code"/>
+        <w:rPr>
+          <w:lang w:val="en-GB"/>
+        </w:rPr>
+      </w:pPr>
+      <w:r>
+        <w:rPr>
+          <w:lang w:val="en-GB"/>
+        </w:rPr>
+        <w:t>    }</w:t>
+      </w:r>
+    </w:p>
+    <w:p>
+      <w:pPr>
+        <w:pStyle w:val="Code"/>
+        <w:rPr>
+          <w:lang w:val="en-GB"/>
+        </w:rPr>
+      </w:pPr>
+    </w:p>
+    <w:p>
+      <w:pPr>
+        <w:pStyle w:val="Code"/>
+        <w:rPr>
+          <w:lang w:val="en-GB"/>
+        </w:rPr>
+      </w:pPr>
+      <w:r>
+        <w:rPr>
+          <w:lang w:val="en-GB"/>
+        </w:rPr>
+        <w:t>    return 0;</w:t>
+      </w:r>
+    </w:p>
+    <w:p>
+      <w:pPr>
+        <w:pStyle w:val="Code"/>
+        <w:rPr>
+          <w:lang w:val="en-GB"/>
+        </w:rPr>
+      </w:pPr>
+      <w:r>
+        <w:rPr>
+          <w:lang w:val="en-GB"/>
+        </w:rPr>
+        <w:t>}</w:t>
+      </w:r>
+    </w:p>
+    <w:p>
+      <w:pPr>
+        <w:pStyle w:val="Seperator"/>
+      </w:pPr>
+    </w:p>
+    <w:p>
+      <w:pPr>
+        <w:pStyle w:val="Code"/>
+        <w:rPr>
+          <w:noProof/>
+          <w:lang w:val="en-GB"/>
+        </w:rPr>
+      </w:pPr>
+      <w:r>
+        <w:rPr>
+          <w:noProof/>
+          <w:lang w:val="en-GB"/>
+        </w:rPr>
+        <w:drawing>
+          <wp:inline distT="0" distB="0" distL="0" distR="0" wp14:anchorId="1AFA3CDA" wp14:editId="0CFD2548">
+            <wp:extent cx="3128919" cy="2160000"/>
+            <wp:effectExtent l="0" t="0" r="0" b="0"/>
+            <wp:docPr id="8" name="Picture 8"/>
+            <wp:cNvGraphicFramePr>
+              <a:graphicFrameLocks xmlns:a="http://schemas.openxmlformats.org/drawingml/2006/main" noChangeAspect="1"/>
+            </wp:cNvGraphicFramePr>
+            <a:graphic xmlns:a="http://schemas.openxmlformats.org/drawingml/2006/main">
+              <a:graphicData uri="http://schemas.openxmlformats.org/drawingml/2006/picture">
+                <pic:pic xmlns:pic="http://schemas.openxmlformats.org/drawingml/2006/picture">
+                  <pic:nvPicPr>
+                    <pic:cNvPr id="8" name="Picture 8"/>
+                    <pic:cNvPicPr/>
+                  </pic:nvPicPr>
+                  <pic:blipFill>
+                    <a:blip r:embed="rId13">
+                      <a:extLst>
+                        <a:ext uri="{28A0092B-C50C-407E-A947-70E740481C1C}">
+                          <a14:useLocalDpi xmlns:a14="http://schemas.microsoft.com/office/drawing/2010/main" val="0"/>
+                        </a:ext>
+                      </a:extLst>
+                    </a:blip>
+                    <a:stretch>
+                      <a:fillRect/>
+                    </a:stretch>
+                  </pic:blipFill>
+                  <pic:spPr>
+                    <a:xfrm>
+                      <a:off x="0" y="0"/>
+                      <a:ext cx="3128919" cy="2160000"/>
+                    </a:xfrm>
+                    <a:prstGeom prst="rect">
+                      <a:avLst/>
+                    </a:prstGeom>
+                  </pic:spPr>
+                </pic:pic>
+              </a:graphicData>
+            </a:graphic>
+          </wp:inline>
+        </w:drawing>
+      </w:r>
+      <w:r>
+        <w:rPr>
+          <w:noProof/>
+          <w:lang w:val="en-GB"/>
+        </w:rPr>
+        <w:t xml:space="preserve">      </w:t>
+      </w:r>
+      <w:r>
+        <w:rPr>
+          <w:noProof/>
+          <w:lang w:val="en-GB"/>
+        </w:rPr>
+        <w:drawing>
+          <wp:inline distT="0" distB="0" distL="0" distR="0" wp14:anchorId="4B3FBDD5" wp14:editId="676277BB">
+            <wp:extent cx="2640331" cy="2160000"/>
+            <wp:effectExtent l="0" t="0" r="7620" b="0"/>
+            <wp:docPr id="9" name="Picture 9"/>
+            <wp:cNvGraphicFramePr>
+              <a:graphicFrameLocks xmlns:a="http://schemas.openxmlformats.org/drawingml/2006/main" noChangeAspect="1"/>
+            </wp:cNvGraphicFramePr>
+            <a:graphic xmlns:a="http://schemas.openxmlformats.org/drawingml/2006/main">
+              <a:graphicData uri="http://schemas.openxmlformats.org/drawingml/2006/picture">
+                <pic:pic xmlns:pic="http://schemas.openxmlformats.org/drawingml/2006/picture">
+                  <pic:nvPicPr>
+                    <pic:cNvPr id="9" name="Picture 9"/>
+                    <pic:cNvPicPr/>
+                  </pic:nvPicPr>
+                  <pic:blipFill>
+                    <a:blip r:embed="rId14">
+                      <a:extLst>
+                        <a:ext uri="{28A0092B-C50C-407E-A947-70E740481C1C}">
+                          <a14:useLocalDpi xmlns:a14="http://schemas.microsoft.com/office/drawing/2010/main" val="0"/>
+                        </a:ext>
+                      </a:extLst>
+                    </a:blip>
+                    <a:stretch>
+                      <a:fillRect/>
+                    </a:stretch>
+                  </pic:blipFill>
+                  <pic:spPr>
+                    <a:xfrm>
+                      <a:off x="0" y="0"/>
+                      <a:ext cx="2640331" cy="2160000"/>
+                    </a:xfrm>
+                    <a:prstGeom prst="rect">
+                      <a:avLst/>
+                    </a:prstGeom>
+                  </pic:spPr>
+                </pic:pic>
+              </a:graphicData>
+            </a:graphic>
+          </wp:inline>
+        </w:drawing>
+      </w:r>
+      <w:r>
+        <w:rPr>
+          <w:noProof/>
+          <w:lang w:val="en-GB"/>
+        </w:rPr>
+        <w:t xml:space="preserve">      </w:t>
+      </w:r>
+      <w:r>
+        <w:rPr>
+          <w:noProof/>
+          <w:lang w:val="en-GB"/>
+        </w:rPr>
+        <w:t xml:space="preserve">      </w:t>
+      </w:r>
+    </w:p>
+    <w:p>
+      <w:pPr>
+        <w:pStyle w:val="Seperator"/>
+      </w:pPr>
+    </w:p>
+    <w:p>
+      <w:pPr>
+        <w:pStyle w:val="Heading"/>
+      </w:pPr>
+      <w:r>
+        <w:t>Output</w:t>
+      </w:r>
     </w:p>
     <w:p>
       <w:pPr>
         <w:pStyle w:val="Text"/>
       </w:pPr>
+      <w:r>
+        <w:drawing>
+          <wp:inline distT="0" distB="0" distL="0" distR="0" wp14:anchorId="4AD9FDA9" wp14:editId="74AE341A">
+            <wp:extent cx="6188710" cy="2649855"/>
+            <wp:effectExtent l="0" t="0" r="2540" b="0"/>
+            <wp:docPr id="1" name="Picture 1"/>
+            <wp:cNvGraphicFramePr>
+              <a:graphicFrameLocks xmlns:a="http://schemas.openxmlformats.org/drawingml/2006/main" noChangeAspect="1"/>
+            </wp:cNvGraphicFramePr>
+            <a:graphic xmlns:a="http://schemas.openxmlformats.org/drawingml/2006/main">
+              <a:graphicData uri="http://schemas.openxmlformats.org/drawingml/2006/picture">
+                <pic:pic xmlns:pic="http://schemas.openxmlformats.org/drawingml/2006/picture">
+                  <pic:nvPicPr>
+                    <pic:cNvPr id="1" name=""/>
+                    <pic:cNvPicPr/>
+                  </pic:nvPicPr>
+                  <pic:blipFill>
+                    <a:blip r:embed="rId15"/>
+                    <a:stretch>
+                      <a:fillRect/>
+                    </a:stretch>
+                  </pic:blipFill>
+                  <pic:spPr>
+                    <a:xfrm>
+                      <a:off x="0" y="0"/>
+                      <a:ext cx="6188710" cy="2649855"/>
+                    </a:xfrm>
+                    <a:prstGeom prst="rect">
+                      <a:avLst/>
+                    </a:prstGeom>
+                  </pic:spPr>
+                </pic:pic>
+              </a:graphicData>
+            </a:graphic>
+          </wp:inline>
+        </w:drawing>
+      </w:r>
     </w:p>
     <w:p>
       <w:pPr>
         <w:pStyle w:val="Text"/>
       </w:pPr>
+      <w:r>
+        <w:lastRenderedPageBreak/>
+        <w:drawing>
+          <wp:inline distT="0" distB="0" distL="0" distR="0" wp14:anchorId="610EE8A2" wp14:editId="6A11DCED">
+            <wp:extent cx="6187187" cy="2669360"/>
+            <wp:effectExtent l="0" t="0" r="4445" b="0"/>
+            <wp:docPr id="3" name="Picture 3"/>
+            <wp:cNvGraphicFramePr>
+              <a:graphicFrameLocks xmlns:a="http://schemas.openxmlformats.org/drawingml/2006/main" noChangeAspect="1"/>
+            </wp:cNvGraphicFramePr>
+            <a:graphic xmlns:a="http://schemas.openxmlformats.org/drawingml/2006/main">
+              <a:graphicData uri="http://schemas.openxmlformats.org/drawingml/2006/picture">
+                <pic:pic xmlns:pic="http://schemas.openxmlformats.org/drawingml/2006/picture">
+                  <pic:nvPicPr>
+                    <pic:cNvPr id="1" name=""/>
+                    <pic:cNvPicPr/>
+                  </pic:nvPicPr>
+                  <pic:blipFill rotWithShape="1">
+                    <a:blip r:embed="rId16"/>
+                    <a:srcRect t="1274"/>
+                    <a:stretch/>
+                  </pic:blipFill>
+                  <pic:spPr bwMode="auto">
+                    <a:xfrm>
+                      <a:off x="0" y="0"/>
+                      <a:ext cx="6188710" cy="2670017"/>
+                    </a:xfrm>
+                    <a:prstGeom prst="rect">
+                      <a:avLst/>
+                    </a:prstGeom>
+                    <a:ln>
+                      <a:noFill/>
+                    </a:ln>
+                    <a:extLst>
+                      <a:ext uri="{53640926-AAD7-44D8-BBD7-CCE9431645EC}">
+                        <a14:shadowObscured xmlns:a14="http://schemas.microsoft.com/office/drawing/2010/main"/>
+                      </a:ext>
+                    </a:extLst>
+                  </pic:spPr>
+                </pic:pic>
+              </a:graphicData>
+            </a:graphic>
+          </wp:inline>
+        </w:drawing>
+      </w:r>
+    </w:p>
+    <w:p>
+      <w:pPr>
+        <w:pStyle w:val="Seperator"/>
+      </w:pPr>
+    </w:p>
+    <w:p>
+      <w:pPr>
+        <w:pStyle w:val="Heading"/>
+      </w:pPr>
+      <w:r>
+        <w:t>Vulnerability Analysis</w:t>
+      </w:r>
     </w:p>
     <w:p>
       <w:pPr>
         <w:pStyle w:val="Text"/>
       </w:pPr>
+      <w:r>
+        <w:t xml:space="preserve">The critical vulnerability lies in the </w:t>
+      </w:r>
+      <w:r>
+        <w:rPr>
+          <w:rStyle w:val="CodeChar"/>
+        </w:rPr>
+        <w:t>gets()</w:t>
+      </w:r>
+      <w:r>
+        <w:t xml:space="preserve"> function call. According to </w:t>
+      </w:r>
+      <w:r>
+        <w:rPr>
+          <w:rStyle w:val="CodeChar"/>
+        </w:rPr>
+        <w:t>CWE-242</w:t>
+      </w:r>
+      <w:r>
+        <w:t xml:space="preserve"> (Use of Inherently Dangerous Function), </w:t>
+      </w:r>
+      <w:r>
+        <w:rPr>
+          <w:rStyle w:val="CodeChar"/>
+        </w:rPr>
+        <w:t>gets()</w:t>
+      </w:r>
+      <w:r>
+        <w:t xml:space="preserve"> is unsafe because it "reads input without any limit on its size, allowing an attacker to overflow the destination buffer and potentially execute arbitrary code" . The function copies all input from standard input to the buffer without checking size, allowing user-provided strings larger than the buffer size to create overflow conditions .</w:t>
+      </w:r>
     </w:p>
     <w:p>
       <w:pPr>
         <w:pStyle w:val="Text"/>
       </w:pPr>
+      <w:r>
+        <w:rPr>
+          <w:noProof/>
+        </w:rPr>
+        <w:drawing>
+          <wp:anchor distT="0" distB="0" distL="114300" distR="114300" simplePos="0" relativeHeight="251660288" behindDoc="0" locked="0" layoutInCell="1" allowOverlap="1" wp14:anchorId="46EA2307" wp14:editId="1AD1A37F">
+            <wp:simplePos x="0" y="0"/>
+            <wp:positionH relativeFrom="margin">
+              <wp:align>right</wp:align>
+            </wp:positionH>
+            <wp:positionV relativeFrom="paragraph">
+              <wp:posOffset>4445</wp:posOffset>
+            </wp:positionV>
+            <wp:extent cx="3008630" cy="2423795"/>
+            <wp:effectExtent l="0" t="0" r="1270" b="0"/>
+            <wp:wrapSquare wrapText="bothSides"/>
+            <wp:docPr id="6" name="Picture 6"/>
+            <wp:cNvGraphicFramePr>
+              <a:graphicFrameLocks xmlns:a="http://schemas.openxmlformats.org/drawingml/2006/main" noChangeAspect="1"/>
+            </wp:cNvGraphicFramePr>
+            <a:graphic xmlns:a="http://schemas.openxmlformats.org/drawingml/2006/main">
+              <a:graphicData uri="http://schemas.openxmlformats.org/drawingml/2006/picture">
+                <pic:pic xmlns:pic="http://schemas.openxmlformats.org/drawingml/2006/picture">
+                  <pic:nvPicPr>
+                    <pic:cNvPr id="6" name="Picture 6"/>
+                    <pic:cNvPicPr/>
+                  </pic:nvPicPr>
+                  <pic:blipFill>
+                    <a:blip r:embed="rId17">
+                      <a:duotone>
+                        <a:prstClr val="black"/>
+                        <a:schemeClr val="bg1">
+                          <a:tint val="45000"/>
+                          <a:satMod val="400000"/>
+                        </a:schemeClr>
+                      </a:duotone>
+                      <a:extLst>
+                        <a:ext uri="{28A0092B-C50C-407E-A947-70E740481C1C}">
+                          <a14:useLocalDpi xmlns:a14="http://schemas.microsoft.com/office/drawing/2010/main" val="0"/>
+                        </a:ext>
+                      </a:extLst>
+                    </a:blip>
+                    <a:stretch>
+                      <a:fillRect/>
+                    </a:stretch>
+                  </pic:blipFill>
+                  <pic:spPr>
+                    <a:xfrm>
+                      <a:off x="0" y="0"/>
+                      <a:ext cx="3008630" cy="2423795"/>
+                    </a:xfrm>
+                    <a:prstGeom prst="rect">
+                      <a:avLst/>
+                    </a:prstGeom>
+                  </pic:spPr>
+                </pic:pic>
+              </a:graphicData>
+            </a:graphic>
+            <wp14:sizeRelH relativeFrom="margin">
+              <wp14:pctWidth>0</wp14:pctWidth>
+            </wp14:sizeRelH>
+            <wp14:sizeRelV relativeFrom="margin">
+              <wp14:pctHeight>0</wp14:pctHeight>
+            </wp14:sizeRelV>
+          </wp:anchor>
+        </w:drawing>
+      </w:r>
+      <w:r>
+        <w:t xml:space="preserve">The stack layout in our program positions the </w:t>
+      </w:r>
+      <w:r>
+        <w:rPr>
+          <w:rStyle w:val="CodeChar"/>
+        </w:rPr>
+        <w:t>password</w:t>
+      </w:r>
+      <w:r>
+        <w:t xml:space="preserve"> buffer and </w:t>
+      </w:r>
+      <w:r>
+        <w:rPr>
+          <w:rStyle w:val="HTMLCode"/>
+          <w:rFonts w:eastAsiaTheme="minorHAnsi"/>
+        </w:rPr>
+        <w:t>access</w:t>
+      </w:r>
+      <w:r>
+        <w:t xml:space="preserve"> flag in close proximity. When an attacker provides a password longer than 18 characters, the excess data overwrites the </w:t>
+      </w:r>
+      <w:r>
+        <w:rPr>
+          <w:rStyle w:val="HTMLCode"/>
+          <w:rFonts w:eastAsiaTheme="minorHAnsi"/>
+        </w:rPr>
+        <w:t>access</w:t>
+      </w:r>
+      <w:r>
+        <w:t xml:space="preserve"> flag. Since </w:t>
+      </w:r>
+      <w:r>
+        <w:rPr>
+          <w:rStyle w:val="CodeChar"/>
+        </w:rPr>
+        <w:t>access</w:t>
+      </w:r>
+      <w:r>
+        <w:t xml:space="preserve"> is stored immediately after </w:t>
+      </w:r>
+      <w:r>
+        <w:rPr>
+          <w:rStyle w:val="HTMLCode"/>
+          <w:rFonts w:eastAsiaTheme="minorHAnsi"/>
+        </w:rPr>
+        <w:t>password</w:t>
+      </w:r>
+      <w:r>
+        <w:t xml:space="preserve"> in memory (depending on compiler and architecture), a sufficiently long input will set </w:t>
+      </w:r>
+      <w:r>
+        <w:rPr>
+          <w:rStyle w:val="HTMLCode"/>
+          <w:rFonts w:eastAsiaTheme="minorHAnsi"/>
+        </w:rPr>
+        <w:t>access</w:t>
+      </w:r>
+      <w:r>
+        <w:t xml:space="preserve"> to a non-zero value, granting unauthorized access regardless of password correctness.</w:t>
+      </w:r>
     </w:p>
     <w:p>
       <w:pPr>
         <w:pStyle w:val="Text"/>
       </w:pPr>
+      <w:r>
+        <w:t>The memory analysis section of our code reveals the addresses of both variables, demonstrating their close proximity on the stack. This is consistent with how compilers organize local variables contiguously in the stack frame .</w:t>
+      </w:r>
+    </w:p>
+    <w:p>
+      <w:pPr>
+        <w:pStyle w:val="Seperator"/>
+      </w:pPr>
+    </w:p>
+    <w:p>
+      <w:pPr>
+        <w:pStyle w:val="Heading"/>
+      </w:pPr>
+      <w:r>
+        <w:t>Prevention</w:t>
+      </w:r>
     </w:p>
     <w:p>
       <w:pPr>
         <w:pStyle w:val="Text"/>
+        <w:rPr>
+          <w:lang w:val="en-GB"/>
+        </w:rPr>
+      </w:pPr>
+      <w:r>
+        <w:rPr>
+          <w:lang w:val="en-GB"/>
+        </w:rPr>
+        <w:t>Preventing buffer overflow vulnerabilities requires a multi-layered approach:</w:t>
+      </w:r>
+    </w:p>
+    <w:p>
+      <w:pPr>
+        <w:pStyle w:val="CList"/>
+      </w:pPr>
+      <w:r>
+        <w:rPr>
+          <w:b/>
+          <w:bCs/>
+        </w:rPr>
+        <w:t>Language selection</w:t>
+      </w:r>
+      <w:r>
+        <w:t>: Prioritize memory-safe languages for new development and migrate critical components over time</w:t>
+      </w:r>
+    </w:p>
+    <w:p>
+      <w:pPr>
+        <w:pStyle w:val="CList"/>
+      </w:pPr>
+      <w:r>
+        <w:rPr>
+          <w:b/>
+          <w:bCs/>
+        </w:rPr>
+        <w:t>Secure coding</w:t>
+      </w:r>
+      <w:r>
+        <w:t>: Use bounded functions, validate inputs, and avoid dangerous functions</w:t>
+      </w:r>
+    </w:p>
+    <w:p>
+      <w:pPr>
+        <w:pStyle w:val="CList"/>
+      </w:pPr>
+      <w:r>
+        <w:rPr>
+          <w:b/>
+          <w:bCs/>
+        </w:rPr>
+        <w:t>Compiler protections</w:t>
+      </w:r>
+      <w:r>
+        <w:t xml:space="preserve">: Enable stack canaries, </w:t>
+      </w:r>
+      <w:r>
+        <w:rPr>
+          <w:rStyle w:val="CodeChar"/>
+        </w:rPr>
+        <w:t>ASLR</w:t>
+      </w:r>
+      <w:r>
+        <w:t xml:space="preserve">, and </w:t>
+      </w:r>
+      <w:r>
+        <w:rPr>
+          <w:rStyle w:val="CodeChar"/>
+        </w:rPr>
+        <w:t>DEP</w:t>
+      </w:r>
+    </w:p>
+    <w:p>
+      <w:pPr>
+        <w:pStyle w:val="CList"/>
+      </w:pPr>
+      <w:r>
+        <w:rPr>
+          <w:noProof/>
+        </w:rPr>
+        <w:lastRenderedPageBreak/>
+        <w:drawing>
+          <wp:anchor distT="0" distB="0" distL="114300" distR="114300" simplePos="0" relativeHeight="251662336" behindDoc="0" locked="0" layoutInCell="1" allowOverlap="1" wp14:anchorId="45F1C85A" wp14:editId="7C171B0C">
+            <wp:simplePos x="0" y="0"/>
+            <wp:positionH relativeFrom="margin">
+              <wp:align>right</wp:align>
+            </wp:positionH>
+            <wp:positionV relativeFrom="paragraph">
+              <wp:posOffset>8255</wp:posOffset>
+            </wp:positionV>
+            <wp:extent cx="2561419" cy="1980000"/>
+            <wp:effectExtent l="0" t="0" r="0" b="1270"/>
+            <wp:wrapSquare wrapText="bothSides"/>
+            <wp:docPr id="11" name="Picture 11"/>
+            <wp:cNvGraphicFramePr>
+              <a:graphicFrameLocks xmlns:a="http://schemas.openxmlformats.org/drawingml/2006/main" noChangeAspect="1"/>
+            </wp:cNvGraphicFramePr>
+            <a:graphic xmlns:a="http://schemas.openxmlformats.org/drawingml/2006/main">
+              <a:graphicData uri="http://schemas.openxmlformats.org/drawingml/2006/picture">
+                <pic:pic xmlns:pic="http://schemas.openxmlformats.org/drawingml/2006/picture">
+                  <pic:nvPicPr>
+                    <pic:cNvPr id="11" name="Picture 11"/>
+                    <pic:cNvPicPr/>
+                  </pic:nvPicPr>
+                  <pic:blipFill>
+                    <a:blip r:embed="rId18">
+                      <a:extLst>
+                        <a:ext uri="{28A0092B-C50C-407E-A947-70E740481C1C}">
+                          <a14:useLocalDpi xmlns:a14="http://schemas.microsoft.com/office/drawing/2010/main" val="0"/>
+                        </a:ext>
+                      </a:extLst>
+                    </a:blip>
+                    <a:stretch>
+                      <a:fillRect/>
+                    </a:stretch>
+                  </pic:blipFill>
+                  <pic:spPr>
+                    <a:xfrm>
+                      <a:off x="0" y="0"/>
+                      <a:ext cx="2561419" cy="1980000"/>
+                    </a:xfrm>
+                    <a:prstGeom prst="rect">
+                      <a:avLst/>
+                    </a:prstGeom>
+                  </pic:spPr>
+                </pic:pic>
+              </a:graphicData>
+            </a:graphic>
+            <wp14:sizeRelH relativeFrom="margin">
+              <wp14:pctWidth>0</wp14:pctWidth>
+            </wp14:sizeRelH>
+            <wp14:sizeRelV relativeFrom="margin">
+              <wp14:pctHeight>0</wp14:pctHeight>
+            </wp14:sizeRelV>
+          </wp:anchor>
+        </w:drawing>
+      </w:r>
+      <w:r>
+        <w:rPr>
+          <w:b/>
+          <w:bCs/>
+        </w:rPr>
+        <w:t>Testing</w:t>
+      </w:r>
+      <w:r>
+        <w:t>: Employ static analysis, fuzzing, and instrumented testing</w:t>
+      </w:r>
+    </w:p>
+    <w:p>
+      <w:pPr>
+        <w:pStyle w:val="CList"/>
+      </w:pPr>
+      <w:r>
+        <w:rPr>
+          <w:b/>
+          <w:bCs/>
+        </w:rPr>
+        <w:t>Organizational commitment</w:t>
+      </w:r>
+      <w:r>
+        <w:t>: Develop memory safety roadmaps and conduct root cause analysis</w:t>
+      </w:r>
+    </w:p>
+    <w:p>
+      <w:pPr>
+        <w:pStyle w:val="Seperator"/>
       </w:pPr>
     </w:p>
     <w:p>
       <w:pPr>
         <w:pStyle w:val="Text"/>
-      </w:pPr>
+        <w:rPr>
+          <w:lang w:val="en-GB"/>
+        </w:rPr>
+      </w:pPr>
+      <w:r>
+        <w:rPr>
+          <w:lang w:val="en-GB"/>
+        </w:rPr>
+        <w:t>The "</w:t>
+      </w:r>
+      <w:r>
+        <w:rPr>
+          <w:rStyle w:val="CodeChar"/>
+          <w:lang w:val="en-GB"/>
+        </w:rPr>
+        <w:t>Secure by Design</w:t>
+      </w:r>
+      <w:r>
+        <w:rPr>
+          <w:lang w:val="en-GB"/>
+        </w:rPr>
+        <w:t xml:space="preserve">" principle is essential: manufacturers must take immediate action to prevent these vulnerabilities from being introduced into their products rather than relying on detection and patching after exploitation </w:t>
+      </w:r>
+      <w:r>
+        <w:rPr>
+          <w:lang w:val="en-GB"/>
+        </w:rPr>
+        <w:t>occurs.</w:t>
+      </w:r>
+    </w:p>
+    <w:p>
+      <w:pPr>
+        <w:pStyle w:val="Seperator"/>
+        <w:jc w:val="center"/>
+      </w:pPr>
+    </w:p>
+    <w:p>
+      <w:pPr>
+        <w:pStyle w:val="Heading"/>
+      </w:pPr>
+      <w:r>
+        <w:t>Test Cases</w:t>
+      </w:r>
+    </w:p>
+    <w:tbl>
+      <w:tblPr>
+        <w:tblStyle w:val="TableGrid"/>
+        <w:tblW w:w="9776" w:type="dxa"/>
+        <w:tblCellMar>
+          <w:top w:w="113" w:type="dxa"/>
+          <w:bottom w:w="113" w:type="dxa"/>
+        </w:tblCellMar>
+        <w:tblLook w:val="04A0" w:firstRow="1" w:lastRow="0" w:firstColumn="1" w:lastColumn="0" w:noHBand="0" w:noVBand="1"/>
+      </w:tblPr>
+      <w:tblGrid>
+        <w:gridCol w:w="2263"/>
+        <w:gridCol w:w="2410"/>
+        <w:gridCol w:w="2410"/>
+        <w:gridCol w:w="2693"/>
+      </w:tblGrid>
+      <w:tr>
+        <w:tc>
+          <w:tcPr>
+            <w:tcW w:w="2263" w:type="dxa"/>
+            <w:hideMark/>
+          </w:tcPr>
+          <w:p>
+            <w:pPr>
+              <w:pStyle w:val="Heading"/>
+              <w:rPr>
+                <w:lang w:eastAsia="en-GB"/>
+              </w:rPr>
+            </w:pPr>
+            <w:r>
+              <w:rPr>
+                <w:lang w:eastAsia="en-GB"/>
+              </w:rPr>
+              <w:t>Input Length</w:t>
+            </w:r>
+          </w:p>
+        </w:tc>
+        <w:tc>
+          <w:tcPr>
+            <w:tcW w:w="2410" w:type="dxa"/>
+            <w:hideMark/>
+          </w:tcPr>
+          <w:p>
+            <w:pPr>
+              <w:pStyle w:val="Heading"/>
+              <w:rPr>
+                <w:lang w:eastAsia="en-GB"/>
+              </w:rPr>
+            </w:pPr>
+            <w:r>
+              <w:rPr>
+                <w:lang w:eastAsia="en-GB"/>
+              </w:rPr>
+              <w:t>Password Buffer</w:t>
+            </w:r>
+          </w:p>
+        </w:tc>
+        <w:tc>
+          <w:tcPr>
+            <w:tcW w:w="2410" w:type="dxa"/>
+            <w:hideMark/>
+          </w:tcPr>
+          <w:p>
+            <w:pPr>
+              <w:pStyle w:val="Heading"/>
+              <w:rPr>
+                <w:lang w:eastAsia="en-GB"/>
+              </w:rPr>
+            </w:pPr>
+            <w:r>
+              <w:rPr>
+                <w:lang w:eastAsia="en-GB"/>
+              </w:rPr>
+              <w:t>Access Flag</w:t>
+            </w:r>
+          </w:p>
+        </w:tc>
+        <w:tc>
+          <w:tcPr>
+            <w:tcW w:w="2693" w:type="dxa"/>
+            <w:hideMark/>
+          </w:tcPr>
+          <w:p>
+            <w:pPr>
+              <w:pStyle w:val="Heading"/>
+              <w:rPr>
+                <w:lang w:eastAsia="en-GB"/>
+              </w:rPr>
+            </w:pPr>
+            <w:r>
+              <w:rPr>
+                <w:lang w:eastAsia="en-GB"/>
+              </w:rPr>
+              <w:t>Result</w:t>
+            </w:r>
+          </w:p>
+        </w:tc>
+      </w:tr>
+      <w:tr>
+        <w:tc>
+          <w:tcPr>
+            <w:tcW w:w="2263" w:type="dxa"/>
+            <w:hideMark/>
+          </w:tcPr>
+          <w:p>
+            <w:pPr>
+              <w:pStyle w:val="Text"/>
+              <w:rPr>
+                <w:lang w:eastAsia="en-GB"/>
+              </w:rPr>
+            </w:pPr>
+            <w:r>
+              <w:rPr>
+                <w:lang w:eastAsia="en-GB"/>
+              </w:rPr>
+              <w:t>≤ 15 chars</w:t>
+            </w:r>
+          </w:p>
+        </w:tc>
+        <w:tc>
+          <w:tcPr>
+            <w:tcW w:w="2410" w:type="dxa"/>
+            <w:hideMark/>
+          </w:tcPr>
+          <w:p>
+            <w:pPr>
+              <w:pStyle w:val="Text"/>
+              <w:rPr>
+                <w:lang w:eastAsia="en-GB"/>
+              </w:rPr>
+            </w:pPr>
+            <w:r>
+              <w:rPr>
+                <w:lang w:eastAsia="en-GB"/>
+              </w:rPr>
+              <w:t>Filled</w:t>
+            </w:r>
+          </w:p>
+        </w:tc>
+        <w:tc>
+          <w:tcPr>
+            <w:tcW w:w="2410" w:type="dxa"/>
+            <w:hideMark/>
+          </w:tcPr>
+          <w:p>
+            <w:pPr>
+              <w:pStyle w:val="Text"/>
+              <w:rPr>
+                <w:lang w:eastAsia="en-GB"/>
+              </w:rPr>
+            </w:pPr>
+            <w:r>
+              <w:rPr>
+                <w:lang w:eastAsia="en-GB"/>
+              </w:rPr>
+              <w:t>Unchanged</w:t>
+            </w:r>
+          </w:p>
+        </w:tc>
+        <w:tc>
+          <w:tcPr>
+            <w:tcW w:w="2693" w:type="dxa"/>
+            <w:hideMark/>
+          </w:tcPr>
+          <w:p>
+            <w:pPr>
+              <w:pStyle w:val="Text"/>
+              <w:rPr>
+                <w:lang w:eastAsia="en-GB"/>
+              </w:rPr>
+            </w:pPr>
+            <w:r>
+              <w:rPr>
+                <w:lang w:eastAsia="en-GB"/>
+              </w:rPr>
+              <w:t>DENIED</w:t>
+            </w:r>
+          </w:p>
+        </w:tc>
+      </w:tr>
+      <w:tr>
+        <w:tc>
+          <w:tcPr>
+            <w:tcW w:w="2263" w:type="dxa"/>
+            <w:hideMark/>
+          </w:tcPr>
+          <w:p>
+            <w:pPr>
+              <w:pStyle w:val="Text"/>
+              <w:rPr>
+                <w:lang w:eastAsia="en-GB"/>
+              </w:rPr>
+            </w:pPr>
+            <w:r>
+              <w:rPr>
+                <w:lang w:eastAsia="en-GB"/>
+              </w:rPr>
+              <w:t>16 chars</w:t>
+            </w:r>
+          </w:p>
+        </w:tc>
+        <w:tc>
+          <w:tcPr>
+            <w:tcW w:w="2410" w:type="dxa"/>
+            <w:hideMark/>
+          </w:tcPr>
+          <w:p>
+            <w:pPr>
+              <w:pStyle w:val="Text"/>
+              <w:rPr>
+                <w:lang w:eastAsia="en-GB"/>
+              </w:rPr>
+            </w:pPr>
+            <w:r>
+              <w:rPr>
+                <w:lang w:eastAsia="en-GB"/>
+              </w:rPr>
+              <w:t>Fully filled</w:t>
+            </w:r>
+          </w:p>
+        </w:tc>
+        <w:tc>
+          <w:tcPr>
+            <w:tcW w:w="2410" w:type="dxa"/>
+            <w:hideMark/>
+          </w:tcPr>
+          <w:p>
+            <w:pPr>
+              <w:pStyle w:val="Text"/>
+              <w:rPr>
+                <w:lang w:eastAsia="en-GB"/>
+              </w:rPr>
+            </w:pPr>
+            <w:r>
+              <w:rPr>
+                <w:lang w:eastAsia="en-GB"/>
+              </w:rPr>
+              <w:t>Unchanged</w:t>
+            </w:r>
+          </w:p>
+        </w:tc>
+        <w:tc>
+          <w:tcPr>
+            <w:tcW w:w="2693" w:type="dxa"/>
+            <w:hideMark/>
+          </w:tcPr>
+          <w:p>
+            <w:pPr>
+              <w:pStyle w:val="Text"/>
+              <w:rPr>
+                <w:lang w:eastAsia="en-GB"/>
+              </w:rPr>
+            </w:pPr>
+            <w:r>
+              <w:rPr>
+                <w:lang w:eastAsia="en-GB"/>
+              </w:rPr>
+              <w:t>DENIED</w:t>
+            </w:r>
+          </w:p>
+        </w:tc>
+      </w:tr>
+      <w:tr>
+        <w:tc>
+          <w:tcPr>
+            <w:tcW w:w="2263" w:type="dxa"/>
+            <w:hideMark/>
+          </w:tcPr>
+          <w:p>
+            <w:pPr>
+              <w:pStyle w:val="Text"/>
+              <w:rPr>
+                <w:lang w:eastAsia="en-GB"/>
+              </w:rPr>
+            </w:pPr>
+            <w:r>
+              <w:rPr>
+                <w:lang w:eastAsia="en-GB"/>
+              </w:rPr>
+              <w:t>17-20 chars</w:t>
+            </w:r>
+          </w:p>
+        </w:tc>
+        <w:tc>
+          <w:tcPr>
+            <w:tcW w:w="2410" w:type="dxa"/>
+            <w:hideMark/>
+          </w:tcPr>
+          <w:p>
+            <w:pPr>
+              <w:pStyle w:val="Text"/>
+              <w:rPr>
+                <w:lang w:eastAsia="en-GB"/>
+              </w:rPr>
+            </w:pPr>
+            <w:r>
+              <w:rPr>
+                <w:lang w:eastAsia="en-GB"/>
+              </w:rPr>
+              <w:t>Overflow</w:t>
+            </w:r>
+          </w:p>
+        </w:tc>
+        <w:tc>
+          <w:tcPr>
+            <w:tcW w:w="2410" w:type="dxa"/>
+            <w:hideMark/>
+          </w:tcPr>
+          <w:p>
+            <w:pPr>
+              <w:pStyle w:val="Text"/>
+              <w:rPr>
+                <w:lang w:eastAsia="en-GB"/>
+              </w:rPr>
+            </w:pPr>
+            <w:r>
+              <w:rPr>
+                <w:lang w:eastAsia="en-GB"/>
+              </w:rPr>
+              <w:t>Overwritten</w:t>
+            </w:r>
+          </w:p>
+        </w:tc>
+        <w:tc>
+          <w:tcPr>
+            <w:tcW w:w="2693" w:type="dxa"/>
+            <w:hideMark/>
+          </w:tcPr>
+          <w:p>
+            <w:pPr>
+              <w:pStyle w:val="Text"/>
+              <w:rPr>
+                <w:lang w:eastAsia="en-GB"/>
+              </w:rPr>
+            </w:pPr>
+            <w:r>
+              <w:rPr>
+                <w:lang w:eastAsia="en-GB"/>
+              </w:rPr>
+              <w:t>GRANTED</w:t>
+            </w:r>
+          </w:p>
+        </w:tc>
+      </w:tr>
+      <w:tr>
+        <w:tc>
+          <w:tcPr>
+            <w:tcW w:w="2263" w:type="dxa"/>
+            <w:hideMark/>
+          </w:tcPr>
+          <w:p>
+            <w:pPr>
+              <w:pStyle w:val="Text"/>
+              <w:rPr>
+                <w:lang w:eastAsia="en-GB"/>
+              </w:rPr>
+            </w:pPr>
+            <w:r>
+              <w:rPr>
+                <w:lang w:eastAsia="en-GB"/>
+              </w:rPr>
+              <w:t>&gt; 20 chars</w:t>
+            </w:r>
+          </w:p>
+        </w:tc>
+        <w:tc>
+          <w:tcPr>
+            <w:tcW w:w="2410" w:type="dxa"/>
+            <w:hideMark/>
+          </w:tcPr>
+          <w:p>
+            <w:pPr>
+              <w:pStyle w:val="Text"/>
+              <w:rPr>
+                <w:lang w:eastAsia="en-GB"/>
+              </w:rPr>
+            </w:pPr>
+            <w:r>
+              <w:rPr>
+                <w:lang w:eastAsia="en-GB"/>
+              </w:rPr>
+              <w:t>Overflow</w:t>
+            </w:r>
+          </w:p>
+        </w:tc>
+        <w:tc>
+          <w:tcPr>
+            <w:tcW w:w="2410" w:type="dxa"/>
+            <w:hideMark/>
+          </w:tcPr>
+          <w:p>
+            <w:pPr>
+              <w:pStyle w:val="Text"/>
+              <w:rPr>
+                <w:lang w:eastAsia="en-GB"/>
+              </w:rPr>
+            </w:pPr>
+            <w:r>
+              <w:rPr>
+                <w:lang w:eastAsia="en-GB"/>
+              </w:rPr>
+              <w:t>Overwritten</w:t>
+            </w:r>
+          </w:p>
+        </w:tc>
+        <w:tc>
+          <w:tcPr>
+            <w:tcW w:w="2693" w:type="dxa"/>
+            <w:hideMark/>
+          </w:tcPr>
+          <w:p>
+            <w:pPr>
+              <w:pStyle w:val="Text"/>
+              <w:rPr>
+                <w:lang w:eastAsia="en-GB"/>
+              </w:rPr>
+            </w:pPr>
+            <w:r>
+              <w:rPr>
+                <w:lang w:eastAsia="en-GB"/>
+              </w:rPr>
+              <w:t>Crash</w:t>
+            </w:r>
+          </w:p>
+        </w:tc>
+      </w:tr>
+    </w:tbl>
+    <w:p>
+      <w:pPr>
+        <w:pStyle w:val="Heading"/>
+        <w:rPr>
+          <w:noProof/>
+          <w:lang w:val="en-GB"/>
+        </w:rPr>
+      </w:pPr>
+    </w:p>
+    <w:p>
+      <w:pPr>
+        <w:pStyle w:val="Heading"/>
+        <w:jc w:val="center"/>
+      </w:pPr>
+      <w:r>
+        <w:rPr>
+          <w:noProof/>
+          <w:lang w:val="en-GB"/>
+        </w:rPr>
+        <w:drawing>
+          <wp:inline distT="0" distB="0" distL="0" distR="0" wp14:anchorId="222797C8" wp14:editId="63F68BED">
+            <wp:extent cx="3893850" cy="2649304"/>
+            <wp:effectExtent l="0" t="0" r="0" b="0"/>
+            <wp:docPr id="10" name="Picture 10"/>
+            <wp:cNvGraphicFramePr>
+              <a:graphicFrameLocks xmlns:a="http://schemas.openxmlformats.org/drawingml/2006/main" noChangeAspect="1"/>
+            </wp:cNvGraphicFramePr>
+            <a:graphic xmlns:a="http://schemas.openxmlformats.org/drawingml/2006/main">
+              <a:graphicData uri="http://schemas.openxmlformats.org/drawingml/2006/picture">
+                <pic:pic xmlns:pic="http://schemas.openxmlformats.org/drawingml/2006/picture">
+                  <pic:nvPicPr>
+                    <pic:cNvPr id="10" name="Picture 10"/>
+                    <pic:cNvPicPr/>
+                  </pic:nvPicPr>
+                  <pic:blipFill>
+                    <a:blip r:embed="rId19">
+                      <a:duotone>
+                        <a:prstClr val="black"/>
+                        <a:schemeClr val="bg1">
+                          <a:tint val="45000"/>
+                          <a:satMod val="400000"/>
+                        </a:schemeClr>
+                      </a:duotone>
+                      <a:extLst>
+                        <a:ext uri="{28A0092B-C50C-407E-A947-70E740481C1C}">
+                          <a14:useLocalDpi xmlns:a14="http://schemas.microsoft.com/office/drawing/2010/main" val="0"/>
+                        </a:ext>
+                      </a:extLst>
+                    </a:blip>
+                    <a:stretch>
+                      <a:fillRect/>
+                    </a:stretch>
+                  </pic:blipFill>
+                  <pic:spPr>
+                    <a:xfrm>
+                      <a:off x="0" y="0"/>
+                      <a:ext cx="3903063" cy="2655572"/>
+                    </a:xfrm>
+                    <a:prstGeom prst="rect">
+                      <a:avLst/>
+                    </a:prstGeom>
+                  </pic:spPr>
+                </pic:pic>
+              </a:graphicData>
+            </a:graphic>
+          </wp:inline>
+        </w:drawing>
+      </w:r>
+    </w:p>
+    <w:p>
+      <w:pPr>
+        <w:pStyle w:val="Seperator"/>
+      </w:pPr>
+    </w:p>
+    <w:p>
+      <w:pPr>
+        <w:pStyle w:val="Heading"/>
+      </w:pPr>
+      <w:r>
+        <w:t>Conclusion</w:t>
+      </w:r>
     </w:p>
     <w:p>
       <w:pPr>
         <w:pStyle w:val="Text"/>
       </w:pPr>
-    </w:p>
-    <w:p>
-      <w:pPr>
-        <w:pStyle w:val="Text"/>
-      </w:pPr>
-    </w:p>
-    <w:p>
-      <w:pPr>
-        <w:pStyle w:val="Text"/>
-      </w:pPr>
-    </w:p>
-    <w:p>
-      <w:pPr>
-        <w:pStyle w:val="Text"/>
-      </w:pPr>
-    </w:p>
-    <w:p>
-      <w:pPr>
-        <w:pStyle w:val="Text"/>
-      </w:pPr>
-    </w:p>
-    <w:p>
-      <w:pPr>
-        <w:pStyle w:val="Text"/>
-      </w:pPr>
-    </w:p>
-    <w:p>
-      <w:pPr>
-        <w:pStyle w:val="Text"/>
-      </w:pPr>
-    </w:p>
-    <w:p>
-      <w:pPr>
-        <w:pStyle w:val="Text"/>
-      </w:pPr>
-    </w:p>
-    <w:p>
-      <w:pPr>
-        <w:pStyle w:val="Text"/>
-      </w:pPr>
-    </w:p>
-    <w:p>
-      <w:pPr>
-        <w:pStyle w:val="Text"/>
-      </w:pPr>
-    </w:p>
-    <w:p>
-      <w:pPr>
-        <w:pStyle w:val="Text"/>
-      </w:pPr>
-    </w:p>
-    <w:p>
-      <w:pPr>
-        <w:pStyle w:val="Text"/>
-      </w:pPr>
-    </w:p>
-    <w:p>
-      <w:pPr>
-        <w:pStyle w:val="Text"/>
-      </w:pPr>
-    </w:p>
-    <w:p>
-      <w:pPr>
-        <w:pStyle w:val="Text"/>
-      </w:pPr>
+      <w:r>
+        <w:t>The buffer overflow implementation clearly shows how the unsafe `</w:t>
+      </w:r>
+      <w:r>
+        <w:rPr>
+          <w:rStyle w:val="CodeChar"/>
+        </w:rPr>
+        <w:t>gets()</w:t>
+      </w:r>
+      <w:r>
+        <w:t>` function allows input to overwrite the adjacent `</w:t>
+      </w:r>
+      <w:r>
+        <w:rPr>
+          <w:rStyle w:val="CodeChar"/>
+        </w:rPr>
+        <w:t>access</w:t>
+      </w:r>
+      <w:r>
+        <w:t xml:space="preserve">` flag, granting unauthorized admin access. This vulnerability, identical to those exploited in historic attacks like the Morris Worm and recent incidents such as </w:t>
+      </w:r>
+      <w:r>
+        <w:rPr>
+          <w:rStyle w:val="CodeChar"/>
+        </w:rPr>
+        <w:t>CVE-2025-22457</w:t>
+      </w:r>
+      <w:r>
+        <w:t>, can be prevented by using bounded functions like `</w:t>
+      </w:r>
+      <w:proofErr w:type="spellStart"/>
+      <w:r>
+        <w:rPr>
+          <w:rStyle w:val="CodeChar"/>
+        </w:rPr>
+        <w:t>fgets</w:t>
+      </w:r>
+      <w:proofErr w:type="spellEnd"/>
+      <w:r>
+        <w:rPr>
+          <w:rStyle w:val="CodeChar"/>
+        </w:rPr>
+        <w:t>()</w:t>
+      </w:r>
+      <w:r>
+        <w:t>`, enabling compiler protections, and adopting memory-safe languages.</w:t>
+      </w:r>
     </w:p>
     <w:sectPr>
-      <w:headerReference w:type="even" r:id="rId9"/>
-      <w:headerReference w:type="default" r:id="rId10"/>
-      <w:footerReference w:type="even" r:id="rId11"/>
-      <w:footerReference w:type="default" r:id="rId12"/>
-      <w:headerReference w:type="first" r:id="rId13"/>
-      <w:footerReference w:type="first" r:id="rId14"/>
+      <w:headerReference w:type="default" r:id="rId20"/>
+      <w:footerReference w:type="default" r:id="rId21"/>
       <w:type w:val="continuous"/>
       <w:pgSz w:w="11906" w:h="16838"/>
       <w:pgMar w:top="1440" w:right="1080" w:bottom="1440" w:left="1080" w:header="708" w:footer="708" w:gutter="0"/>
@@ -184,16 +2544,6 @@
   <w:p>
     <w:pPr>
       <w:pStyle w:val="Footer"/>
-    </w:pPr>
-  </w:p>
-</w:ftr>
-</file>
-
-<file path=word/footer2.xml><?xml version="1.0" encoding="utf-8"?>
-<w:ftr xmlns:wpc="http://schemas.microsoft.com/office/word/2010/wordprocessingCanvas" xmlns:cx="http://schemas.microsoft.com/office/drawing/2014/chartex" xmlns:cx1="http://schemas.microsoft.com/office/drawing/2015/9/8/chartex" xmlns:cx2="http://schemas.microsoft.com/office/drawing/2015/10/21/chartex" xmlns:cx3="http://schemas.microsoft.com/office/drawing/2016/5/9/chartex" xmlns:cx4="http://schemas.microsoft.com/office/drawing/2016/5/10/chartex" xmlns:cx5="http://schemas.microsoft.com/office/drawing/2016/5/11/chartex" xmlns:cx6="http://schemas.microsoft.com/office/drawing/2016/5/12/chartex" xmlns:cx7="http://schemas.microsoft.com/office/drawing/2016/5/13/chartex" xmlns:cx8="http://schemas.microsoft.com/office/drawing/2016/5/14/chartex" xmlns:mc="http://schemas.openxmlformats.org/markup-compatibility/2006" xmlns:aink="http://schemas.microsoft.com/office/drawing/2016/ink" xmlns:am3d="http://schemas.microsoft.com/office/drawing/2017/model3d" xmlns:o="urn:schemas-microsoft-com:office:office" xmlns:r="http://schemas.openxmlformats.org/officeDocument/2006/relationships" xmlns:m="http://schemas.openxmlformats.org/officeDocument/2006/math" xmlns:v="urn:schemas-microsoft-com:vml" xmlns:wp14="http://schemas.microsoft.com/office/word/2010/wordprocessingDrawing" xmlns:wp="http://schemas.openxmlformats.org/drawingml/2006/wordprocessingDrawing" xmlns:w10="urn:schemas-microsoft-com:office:word" xmlns:w="http://schemas.openxmlformats.org/wordprocessingml/2006/main" xmlns:w14="http://schemas.microsoft.com/office/word/2010/wordml" xmlns:w15="http://schemas.microsoft.com/office/word/2012/wordml" xmlns:w16cex="http://schemas.microsoft.com/office/word/2018/wordml/cex" xmlns:w16cid="http://schemas.microsoft.com/office/word/2016/wordml/cid" xmlns:w16="http://schemas.microsoft.com/office/word/2018/wordml" xmlns:w16sdtdh="http://schemas.microsoft.com/office/word/2020/wordml/sdtdatahash" xmlns:w16se="http://schemas.microsoft.com/office/word/2015/wordml/symex" xmlns:wpg="http://schemas.microsoft.com/office/word/2010/wordprocessingGroup" xmlns:wpi="http://schemas.microsoft.com/office/word/2010/wordprocessingInk" xmlns:wne="http://schemas.microsoft.com/office/word/2006/wordml" xmlns:wps="http://schemas.microsoft.com/office/word/2010/wordprocessingShape" mc:Ignorable="w14 w15 w16se w16cid w16 w16cex w16sdtdh wp14">
-  <w:p>
-    <w:pPr>
-      <w:pStyle w:val="Footer"/>
       <w:pBdr>
         <w:top w:val="single" w:sz="4" w:space="8" w:color="4472C4" w:themeColor="accent1"/>
       </w:pBdr>
@@ -337,16 +2687,6 @@
       <w:rPr>
         <w:color w:val="000000" w:themeColor="text1"/>
       </w:rPr>
-    </w:pPr>
-  </w:p>
-</w:ftr>
-</file>
-
-<file path=word/footer3.xml><?xml version="1.0" encoding="utf-8"?>
-<w:ftr xmlns:wpc="http://schemas.microsoft.com/office/word/2010/wordprocessingCanvas" xmlns:cx="http://schemas.microsoft.com/office/drawing/2014/chartex" xmlns:cx1="http://schemas.microsoft.com/office/drawing/2015/9/8/chartex" xmlns:cx2="http://schemas.microsoft.com/office/drawing/2015/10/21/chartex" xmlns:cx3="http://schemas.microsoft.com/office/drawing/2016/5/9/chartex" xmlns:cx4="http://schemas.microsoft.com/office/drawing/2016/5/10/chartex" xmlns:cx5="http://schemas.microsoft.com/office/drawing/2016/5/11/chartex" xmlns:cx6="http://schemas.microsoft.com/office/drawing/2016/5/12/chartex" xmlns:cx7="http://schemas.microsoft.com/office/drawing/2016/5/13/chartex" xmlns:cx8="http://schemas.microsoft.com/office/drawing/2016/5/14/chartex" xmlns:mc="http://schemas.openxmlformats.org/markup-compatibility/2006" xmlns:aink="http://schemas.microsoft.com/office/drawing/2016/ink" xmlns:am3d="http://schemas.microsoft.com/office/drawing/2017/model3d" xmlns:o="urn:schemas-microsoft-com:office:office" xmlns:r="http://schemas.openxmlformats.org/officeDocument/2006/relationships" xmlns:m="http://schemas.openxmlformats.org/officeDocument/2006/math" xmlns:v="urn:schemas-microsoft-com:vml" xmlns:wp14="http://schemas.microsoft.com/office/word/2010/wordprocessingDrawing" xmlns:wp="http://schemas.openxmlformats.org/drawingml/2006/wordprocessingDrawing" xmlns:w10="urn:schemas-microsoft-com:office:word" xmlns:w="http://schemas.openxmlformats.org/wordprocessingml/2006/main" xmlns:w14="http://schemas.microsoft.com/office/word/2010/wordml" xmlns:w15="http://schemas.microsoft.com/office/word/2012/wordml" xmlns:w16cex="http://schemas.microsoft.com/office/word/2018/wordml/cex" xmlns:w16cid="http://schemas.microsoft.com/office/word/2016/wordml/cid" xmlns:w16="http://schemas.microsoft.com/office/word/2018/wordml" xmlns:w16sdtdh="http://schemas.microsoft.com/office/word/2020/wordml/sdtdatahash" xmlns:w16se="http://schemas.microsoft.com/office/word/2015/wordml/symex" xmlns:wpg="http://schemas.microsoft.com/office/word/2010/wordprocessingGroup" xmlns:wpi="http://schemas.microsoft.com/office/word/2010/wordprocessingInk" xmlns:wne="http://schemas.microsoft.com/office/word/2006/wordml" xmlns:wps="http://schemas.microsoft.com/office/word/2010/wordprocessingShape" mc:Ignorable="w14 w15 w16se w16cid w16 w16cex w16sdtdh wp14">
-  <w:p>
-    <w:pPr>
-      <w:pStyle w:val="Footer"/>
     </w:pPr>
   </w:p>
 </w:ftr>
@@ -378,16 +2718,6 @@
 </file>
 
 <file path=word/header1.xml><?xml version="1.0" encoding="utf-8"?>
-<w:hdr xmlns:wpc="http://schemas.microsoft.com/office/word/2010/wordprocessingCanvas" xmlns:cx="http://schemas.microsoft.com/office/drawing/2014/chartex" xmlns:cx1="http://schemas.microsoft.com/office/drawing/2015/9/8/chartex" xmlns:cx2="http://schemas.microsoft.com/office/drawing/2015/10/21/chartex" xmlns:cx3="http://schemas.microsoft.com/office/drawing/2016/5/9/chartex" xmlns:cx4="http://schemas.microsoft.com/office/drawing/2016/5/10/chartex" xmlns:cx5="http://schemas.microsoft.com/office/drawing/2016/5/11/chartex" xmlns:cx6="http://schemas.microsoft.com/office/drawing/2016/5/12/chartex" xmlns:cx7="http://schemas.microsoft.com/office/drawing/2016/5/13/chartex" xmlns:cx8="http://schemas.microsoft.com/office/drawing/2016/5/14/chartex" xmlns:mc="http://schemas.openxmlformats.org/markup-compatibility/2006" xmlns:aink="http://schemas.microsoft.com/office/drawing/2016/ink" xmlns:am3d="http://schemas.microsoft.com/office/drawing/2017/model3d" xmlns:o="urn:schemas-microsoft-com:office:office" xmlns:r="http://schemas.openxmlformats.org/officeDocument/2006/relationships" xmlns:m="http://schemas.openxmlformats.org/officeDocument/2006/math" xmlns:v="urn:schemas-microsoft-com:vml" xmlns:wp14="http://schemas.microsoft.com/office/word/2010/wordprocessingDrawing" xmlns:wp="http://schemas.openxmlformats.org/drawingml/2006/wordprocessingDrawing" xmlns:w10="urn:schemas-microsoft-com:office:word" xmlns:w="http://schemas.openxmlformats.org/wordprocessingml/2006/main" xmlns:w14="http://schemas.microsoft.com/office/word/2010/wordml" xmlns:w15="http://schemas.microsoft.com/office/word/2012/wordml" xmlns:w16cex="http://schemas.microsoft.com/office/word/2018/wordml/cex" xmlns:w16cid="http://schemas.microsoft.com/office/word/2016/wordml/cid" xmlns:w16="http://schemas.microsoft.com/office/word/2018/wordml" xmlns:w16sdtdh="http://schemas.microsoft.com/office/word/2020/wordml/sdtdatahash" xmlns:w16se="http://schemas.microsoft.com/office/word/2015/wordml/symex" xmlns:wpg="http://schemas.microsoft.com/office/word/2010/wordprocessingGroup" xmlns:wpi="http://schemas.microsoft.com/office/word/2010/wordprocessingInk" xmlns:wne="http://schemas.microsoft.com/office/word/2006/wordml" xmlns:wps="http://schemas.microsoft.com/office/word/2010/wordprocessingShape" mc:Ignorable="w14 w15 w16se w16cid w16 w16cex w16sdtdh wp14">
-  <w:p>
-    <w:pPr>
-      <w:pStyle w:val="Header"/>
-    </w:pPr>
-  </w:p>
-</w:hdr>
-</file>
-
-<file path=word/header2.xml><?xml version="1.0" encoding="utf-8"?>
 <w:hdr xmlns:wpc="http://schemas.microsoft.com/office/word/2010/wordprocessingCanvas" xmlns:cx="http://schemas.microsoft.com/office/drawing/2014/chartex" xmlns:cx1="http://schemas.microsoft.com/office/drawing/2015/9/8/chartex" xmlns:cx2="http://schemas.microsoft.com/office/drawing/2015/10/21/chartex" xmlns:cx3="http://schemas.microsoft.com/office/drawing/2016/5/9/chartex" xmlns:cx4="http://schemas.microsoft.com/office/drawing/2016/5/10/chartex" xmlns:cx5="http://schemas.microsoft.com/office/drawing/2016/5/11/chartex" xmlns:cx6="http://schemas.microsoft.com/office/drawing/2016/5/12/chartex" xmlns:cx7="http://schemas.microsoft.com/office/drawing/2016/5/13/chartex" xmlns:cx8="http://schemas.microsoft.com/office/drawing/2016/5/14/chartex" xmlns:mc="http://schemas.openxmlformats.org/markup-compatibility/2006" xmlns:aink="http://schemas.microsoft.com/office/drawing/2016/ink" xmlns:am3d="http://schemas.microsoft.com/office/drawing/2017/model3d" xmlns:o="urn:schemas-microsoft-com:office:office" xmlns:r="http://schemas.openxmlformats.org/officeDocument/2006/relationships" xmlns:m="http://schemas.openxmlformats.org/officeDocument/2006/math" xmlns:v="urn:schemas-microsoft-com:vml" xmlns:wp14="http://schemas.microsoft.com/office/word/2010/wordprocessingDrawing" xmlns:wp="http://schemas.openxmlformats.org/drawingml/2006/wordprocessingDrawing" xmlns:w10="urn:schemas-microsoft-com:office:word" xmlns:w="http://schemas.openxmlformats.org/wordprocessingml/2006/main" xmlns:w14="http://schemas.microsoft.com/office/word/2010/wordml" xmlns:w15="http://schemas.microsoft.com/office/word/2012/wordml" xmlns:w16cex="http://schemas.microsoft.com/office/word/2018/wordml/cex" xmlns:w16cid="http://schemas.microsoft.com/office/word/2016/wordml/cid" xmlns:w16="http://schemas.microsoft.com/office/word/2018/wordml" xmlns:w16sdtdh="http://schemas.microsoft.com/office/word/2020/wordml/sdtdatahash" xmlns:w16se="http://schemas.microsoft.com/office/word/2015/wordml/symex" xmlns:wpg="http://schemas.microsoft.com/office/word/2010/wordprocessingGroup" xmlns:wpi="http://schemas.microsoft.com/office/word/2010/wordprocessingInk" xmlns:wne="http://schemas.microsoft.com/office/word/2006/wordml" xmlns:wps="http://schemas.microsoft.com/office/word/2010/wordprocessingShape" mc:Ignorable="w14 w15 w16se w16cid w16 w16cex w16sdtdh wp14">
   <w:p>
     <w:pPr>
@@ -417,19 +2747,11 @@
       </w:sdtPr>
       <w:sdtEndPr/>
       <w:sdtContent>
-        <w:proofErr w:type="spellStart"/>
         <w:r>
           <w:rPr>
             <w:color w:val="000000" w:themeColor="text1"/>
           </w:rPr>
-          <w:t>Abdur</w:t>
-        </w:r>
-        <w:proofErr w:type="spellEnd"/>
-        <w:r>
-          <w:rPr>
-            <w:color w:val="000000" w:themeColor="text1"/>
-          </w:rPr>
-          <w:t xml:space="preserve"> R. Qureshi</w:t>
+          <w:t>Abdur R. Qureshi</w:t>
         </w:r>
       </w:sdtContent>
     </w:sdt>
@@ -454,16 +2776,6 @@
       <w:rPr>
         <w:color w:val="000000" w:themeColor="text1"/>
       </w:rPr>
-    </w:pPr>
-  </w:p>
-</w:hdr>
-</file>
-
-<file path=word/header3.xml><?xml version="1.0" encoding="utf-8"?>
-<w:hdr xmlns:wpc="http://schemas.microsoft.com/office/word/2010/wordprocessingCanvas" xmlns:cx="http://schemas.microsoft.com/office/drawing/2014/chartex" xmlns:cx1="http://schemas.microsoft.com/office/drawing/2015/9/8/chartex" xmlns:cx2="http://schemas.microsoft.com/office/drawing/2015/10/21/chartex" xmlns:cx3="http://schemas.microsoft.com/office/drawing/2016/5/9/chartex" xmlns:cx4="http://schemas.microsoft.com/office/drawing/2016/5/10/chartex" xmlns:cx5="http://schemas.microsoft.com/office/drawing/2016/5/11/chartex" xmlns:cx6="http://schemas.microsoft.com/office/drawing/2016/5/12/chartex" xmlns:cx7="http://schemas.microsoft.com/office/drawing/2016/5/13/chartex" xmlns:cx8="http://schemas.microsoft.com/office/drawing/2016/5/14/chartex" xmlns:mc="http://schemas.openxmlformats.org/markup-compatibility/2006" xmlns:aink="http://schemas.microsoft.com/office/drawing/2016/ink" xmlns:am3d="http://schemas.microsoft.com/office/drawing/2017/model3d" xmlns:o="urn:schemas-microsoft-com:office:office" xmlns:r="http://schemas.openxmlformats.org/officeDocument/2006/relationships" xmlns:m="http://schemas.openxmlformats.org/officeDocument/2006/math" xmlns:v="urn:schemas-microsoft-com:vml" xmlns:wp14="http://schemas.microsoft.com/office/word/2010/wordprocessingDrawing" xmlns:wp="http://schemas.openxmlformats.org/drawingml/2006/wordprocessingDrawing" xmlns:w10="urn:schemas-microsoft-com:office:word" xmlns:w="http://schemas.openxmlformats.org/wordprocessingml/2006/main" xmlns:w14="http://schemas.microsoft.com/office/word/2010/wordml" xmlns:w15="http://schemas.microsoft.com/office/word/2012/wordml" xmlns:w16cex="http://schemas.microsoft.com/office/word/2018/wordml/cex" xmlns:w16cid="http://schemas.microsoft.com/office/word/2016/wordml/cid" xmlns:w16="http://schemas.microsoft.com/office/word/2018/wordml" xmlns:w16sdtdh="http://schemas.microsoft.com/office/word/2020/wordml/sdtdatahash" xmlns:w16se="http://schemas.microsoft.com/office/word/2015/wordml/symex" xmlns:wpg="http://schemas.microsoft.com/office/word/2010/wordprocessingGroup" xmlns:wpi="http://schemas.microsoft.com/office/word/2010/wordprocessingInk" xmlns:wne="http://schemas.microsoft.com/office/word/2006/wordml" xmlns:wps="http://schemas.microsoft.com/office/word/2010/wordprocessingShape" mc:Ignorable="w14 w15 w16se w16cid w16 w16cex w16sdtdh wp14">
-  <w:p>
-    <w:pPr>
-      <w:pStyle w:val="Header"/>
     </w:pPr>
   </w:p>
 </w:hdr>
@@ -621,6 +2933,268 @@
     </w:lvl>
   </w:abstractNum>
   <w:abstractNum w:abstractNumId="1" w15:restartNumberingAfterBreak="0">
+    <w:nsid w:val="1831328F"/>
+    <w:multiLevelType w:val="multilevel"/>
+    <w:tmpl w:val="8872FC54"/>
+    <w:lvl w:ilvl="0">
+      <w:start w:val="1"/>
+      <w:numFmt w:val="decimal"/>
+      <w:lvlText w:val="%1."/>
+      <w:lvlJc w:val="left"/>
+      <w:pPr>
+        <w:tabs>
+          <w:tab w:val="num" w:pos="720"/>
+        </w:tabs>
+        <w:ind w:left="720" w:hanging="360"/>
+      </w:pPr>
+    </w:lvl>
+    <w:lvl w:ilvl="1" w:tentative="1">
+      <w:start w:val="1"/>
+      <w:numFmt w:val="decimal"/>
+      <w:lvlText w:val="%2."/>
+      <w:lvlJc w:val="left"/>
+      <w:pPr>
+        <w:tabs>
+          <w:tab w:val="num" w:pos="1440"/>
+        </w:tabs>
+        <w:ind w:left="1440" w:hanging="360"/>
+      </w:pPr>
+    </w:lvl>
+    <w:lvl w:ilvl="2" w:tentative="1">
+      <w:start w:val="1"/>
+      <w:numFmt w:val="decimal"/>
+      <w:lvlText w:val="%3."/>
+      <w:lvlJc w:val="left"/>
+      <w:pPr>
+        <w:tabs>
+          <w:tab w:val="num" w:pos="2160"/>
+        </w:tabs>
+        <w:ind w:left="2160" w:hanging="360"/>
+      </w:pPr>
+    </w:lvl>
+    <w:lvl w:ilvl="3" w:tentative="1">
+      <w:start w:val="1"/>
+      <w:numFmt w:val="decimal"/>
+      <w:lvlText w:val="%4."/>
+      <w:lvlJc w:val="left"/>
+      <w:pPr>
+        <w:tabs>
+          <w:tab w:val="num" w:pos="2880"/>
+        </w:tabs>
+        <w:ind w:left="2880" w:hanging="360"/>
+      </w:pPr>
+    </w:lvl>
+    <w:lvl w:ilvl="4" w:tentative="1">
+      <w:start w:val="1"/>
+      <w:numFmt w:val="decimal"/>
+      <w:lvlText w:val="%5."/>
+      <w:lvlJc w:val="left"/>
+      <w:pPr>
+        <w:tabs>
+          <w:tab w:val="num" w:pos="3600"/>
+        </w:tabs>
+        <w:ind w:left="3600" w:hanging="360"/>
+      </w:pPr>
+    </w:lvl>
+    <w:lvl w:ilvl="5" w:tentative="1">
+      <w:start w:val="1"/>
+      <w:numFmt w:val="decimal"/>
+      <w:lvlText w:val="%6."/>
+      <w:lvlJc w:val="left"/>
+      <w:pPr>
+        <w:tabs>
+          <w:tab w:val="num" w:pos="4320"/>
+        </w:tabs>
+        <w:ind w:left="4320" w:hanging="360"/>
+      </w:pPr>
+    </w:lvl>
+    <w:lvl w:ilvl="6" w:tentative="1">
+      <w:start w:val="1"/>
+      <w:numFmt w:val="decimal"/>
+      <w:lvlText w:val="%7."/>
+      <w:lvlJc w:val="left"/>
+      <w:pPr>
+        <w:tabs>
+          <w:tab w:val="num" w:pos="5040"/>
+        </w:tabs>
+        <w:ind w:left="5040" w:hanging="360"/>
+      </w:pPr>
+    </w:lvl>
+    <w:lvl w:ilvl="7" w:tentative="1">
+      <w:start w:val="1"/>
+      <w:numFmt w:val="decimal"/>
+      <w:lvlText w:val="%8."/>
+      <w:lvlJc w:val="left"/>
+      <w:pPr>
+        <w:tabs>
+          <w:tab w:val="num" w:pos="5760"/>
+        </w:tabs>
+        <w:ind w:left="5760" w:hanging="360"/>
+      </w:pPr>
+    </w:lvl>
+    <w:lvl w:ilvl="8" w:tentative="1">
+      <w:start w:val="1"/>
+      <w:numFmt w:val="decimal"/>
+      <w:lvlText w:val="%9."/>
+      <w:lvlJc w:val="left"/>
+      <w:pPr>
+        <w:tabs>
+          <w:tab w:val="num" w:pos="6480"/>
+        </w:tabs>
+        <w:ind w:left="6480" w:hanging="360"/>
+      </w:pPr>
+    </w:lvl>
+  </w:abstractNum>
+  <w:abstractNum w:abstractNumId="2" w15:restartNumberingAfterBreak="0">
+    <w:nsid w:val="192B4CCA"/>
+    <w:multiLevelType w:val="multilevel"/>
+    <w:tmpl w:val="55E6E3B4"/>
+    <w:lvl w:ilvl="0">
+      <w:start w:val="1"/>
+      <w:numFmt w:val="bullet"/>
+      <w:lvlText w:val=""/>
+      <w:lvlJc w:val="left"/>
+      <w:pPr>
+        <w:tabs>
+          <w:tab w:val="num" w:pos="720"/>
+        </w:tabs>
+        <w:ind w:left="720" w:hanging="360"/>
+      </w:pPr>
+      <w:rPr>
+        <w:rFonts w:ascii="Symbol" w:hAnsi="Symbol" w:hint="default"/>
+        <w:sz w:val="20"/>
+      </w:rPr>
+    </w:lvl>
+    <w:lvl w:ilvl="1" w:tentative="1">
+      <w:start w:val="1"/>
+      <w:numFmt w:val="bullet"/>
+      <w:lvlText w:val="o"/>
+      <w:lvlJc w:val="left"/>
+      <w:pPr>
+        <w:tabs>
+          <w:tab w:val="num" w:pos="1440"/>
+        </w:tabs>
+        <w:ind w:left="1440" w:hanging="360"/>
+      </w:pPr>
+      <w:rPr>
+        <w:rFonts w:ascii="Courier New" w:hAnsi="Courier New" w:hint="default"/>
+        <w:sz w:val="20"/>
+      </w:rPr>
+    </w:lvl>
+    <w:lvl w:ilvl="2" w:tentative="1">
+      <w:start w:val="1"/>
+      <w:numFmt w:val="bullet"/>
+      <w:lvlText w:val=""/>
+      <w:lvlJc w:val="left"/>
+      <w:pPr>
+        <w:tabs>
+          <w:tab w:val="num" w:pos="2160"/>
+        </w:tabs>
+        <w:ind w:left="2160" w:hanging="360"/>
+      </w:pPr>
+      <w:rPr>
+        <w:rFonts w:ascii="Wingdings" w:hAnsi="Wingdings" w:hint="default"/>
+        <w:sz w:val="20"/>
+      </w:rPr>
+    </w:lvl>
+    <w:lvl w:ilvl="3" w:tentative="1">
+      <w:start w:val="1"/>
+      <w:numFmt w:val="bullet"/>
+      <w:lvlText w:val=""/>
+      <w:lvlJc w:val="left"/>
+      <w:pPr>
+        <w:tabs>
+          <w:tab w:val="num" w:pos="2880"/>
+        </w:tabs>
+        <w:ind w:left="2880" w:hanging="360"/>
+      </w:pPr>
+      <w:rPr>
+        <w:rFonts w:ascii="Wingdings" w:hAnsi="Wingdings" w:hint="default"/>
+        <w:sz w:val="20"/>
+      </w:rPr>
+    </w:lvl>
+    <w:lvl w:ilvl="4" w:tentative="1">
+      <w:start w:val="1"/>
+      <w:numFmt w:val="bullet"/>
+      <w:lvlText w:val=""/>
+      <w:lvlJc w:val="left"/>
+      <w:pPr>
+        <w:tabs>
+          <w:tab w:val="num" w:pos="3600"/>
+        </w:tabs>
+        <w:ind w:left="3600" w:hanging="360"/>
+      </w:pPr>
+      <w:rPr>
+        <w:rFonts w:ascii="Wingdings" w:hAnsi="Wingdings" w:hint="default"/>
+        <w:sz w:val="20"/>
+      </w:rPr>
+    </w:lvl>
+    <w:lvl w:ilvl="5" w:tentative="1">
+      <w:start w:val="1"/>
+      <w:numFmt w:val="bullet"/>
+      <w:lvlText w:val=""/>
+      <w:lvlJc w:val="left"/>
+      <w:pPr>
+        <w:tabs>
+          <w:tab w:val="num" w:pos="4320"/>
+        </w:tabs>
+        <w:ind w:left="4320" w:hanging="360"/>
+      </w:pPr>
+      <w:rPr>
+        <w:rFonts w:ascii="Wingdings" w:hAnsi="Wingdings" w:hint="default"/>
+        <w:sz w:val="20"/>
+      </w:rPr>
+    </w:lvl>
+    <w:lvl w:ilvl="6" w:tentative="1">
+      <w:start w:val="1"/>
+      <w:numFmt w:val="bullet"/>
+      <w:lvlText w:val=""/>
+      <w:lvlJc w:val="left"/>
+      <w:pPr>
+        <w:tabs>
+          <w:tab w:val="num" w:pos="5040"/>
+        </w:tabs>
+        <w:ind w:left="5040" w:hanging="360"/>
+      </w:pPr>
+      <w:rPr>
+        <w:rFonts w:ascii="Wingdings" w:hAnsi="Wingdings" w:hint="default"/>
+        <w:sz w:val="20"/>
+      </w:rPr>
+    </w:lvl>
+    <w:lvl w:ilvl="7" w:tentative="1">
+      <w:start w:val="1"/>
+      <w:numFmt w:val="bullet"/>
+      <w:lvlText w:val=""/>
+      <w:lvlJc w:val="left"/>
+      <w:pPr>
+        <w:tabs>
+          <w:tab w:val="num" w:pos="5760"/>
+        </w:tabs>
+        <w:ind w:left="5760" w:hanging="360"/>
+      </w:pPr>
+      <w:rPr>
+        <w:rFonts w:ascii="Wingdings" w:hAnsi="Wingdings" w:hint="default"/>
+        <w:sz w:val="20"/>
+      </w:rPr>
+    </w:lvl>
+    <w:lvl w:ilvl="8" w:tentative="1">
+      <w:start w:val="1"/>
+      <w:numFmt w:val="bullet"/>
+      <w:lvlText w:val=""/>
+      <w:lvlJc w:val="left"/>
+      <w:pPr>
+        <w:tabs>
+          <w:tab w:val="num" w:pos="6480"/>
+        </w:tabs>
+        <w:ind w:left="6480" w:hanging="360"/>
+      </w:pPr>
+      <w:rPr>
+        <w:rFonts w:ascii="Wingdings" w:hAnsi="Wingdings" w:hint="default"/>
+        <w:sz w:val="20"/>
+      </w:rPr>
+    </w:lvl>
+  </w:abstractNum>
+  <w:abstractNum w:abstractNumId="3" w15:restartNumberingAfterBreak="0">
     <w:nsid w:val="25D16D04"/>
     <w:multiLevelType w:val="multilevel"/>
     <w:tmpl w:val="DF8699B0"/>
@@ -769,7 +3343,7 @@
       </w:rPr>
     </w:lvl>
   </w:abstractNum>
-  <w:abstractNum w:abstractNumId="2" w15:restartNumberingAfterBreak="0">
+  <w:abstractNum w:abstractNumId="4" w15:restartNumberingAfterBreak="0">
     <w:nsid w:val="29E864A1"/>
     <w:multiLevelType w:val="multilevel"/>
     <w:tmpl w:val="7FF8EEE4"/>
@@ -918,7 +3492,120 @@
       </w:rPr>
     </w:lvl>
   </w:abstractNum>
-  <w:abstractNum w:abstractNumId="3" w15:restartNumberingAfterBreak="0">
+  <w:abstractNum w:abstractNumId="5" w15:restartNumberingAfterBreak="0">
+    <w:nsid w:val="2F5333BB"/>
+    <w:multiLevelType w:val="multilevel"/>
+    <w:tmpl w:val="A672EC8A"/>
+    <w:lvl w:ilvl="0">
+      <w:start w:val="1"/>
+      <w:numFmt w:val="decimal"/>
+      <w:lvlText w:val="%1."/>
+      <w:lvlJc w:val="left"/>
+      <w:pPr>
+        <w:tabs>
+          <w:tab w:val="num" w:pos="720"/>
+        </w:tabs>
+        <w:ind w:left="720" w:hanging="360"/>
+      </w:pPr>
+    </w:lvl>
+    <w:lvl w:ilvl="1" w:tentative="1">
+      <w:start w:val="1"/>
+      <w:numFmt w:val="decimal"/>
+      <w:lvlText w:val="%2."/>
+      <w:lvlJc w:val="left"/>
+      <w:pPr>
+        <w:tabs>
+          <w:tab w:val="num" w:pos="1440"/>
+        </w:tabs>
+        <w:ind w:left="1440" w:hanging="360"/>
+      </w:pPr>
+    </w:lvl>
+    <w:lvl w:ilvl="2" w:tentative="1">
+      <w:start w:val="1"/>
+      <w:numFmt w:val="decimal"/>
+      <w:lvlText w:val="%3."/>
+      <w:lvlJc w:val="left"/>
+      <w:pPr>
+        <w:tabs>
+          <w:tab w:val="num" w:pos="2160"/>
+        </w:tabs>
+        <w:ind w:left="2160" w:hanging="360"/>
+      </w:pPr>
+    </w:lvl>
+    <w:lvl w:ilvl="3" w:tentative="1">
+      <w:start w:val="1"/>
+      <w:numFmt w:val="decimal"/>
+      <w:lvlText w:val="%4."/>
+      <w:lvlJc w:val="left"/>
+      <w:pPr>
+        <w:tabs>
+          <w:tab w:val="num" w:pos="2880"/>
+        </w:tabs>
+        <w:ind w:left="2880" w:hanging="360"/>
+      </w:pPr>
+    </w:lvl>
+    <w:lvl w:ilvl="4" w:tentative="1">
+      <w:start w:val="1"/>
+      <w:numFmt w:val="decimal"/>
+      <w:lvlText w:val="%5."/>
+      <w:lvlJc w:val="left"/>
+      <w:pPr>
+        <w:tabs>
+          <w:tab w:val="num" w:pos="3600"/>
+        </w:tabs>
+        <w:ind w:left="3600" w:hanging="360"/>
+      </w:pPr>
+    </w:lvl>
+    <w:lvl w:ilvl="5" w:tentative="1">
+      <w:start w:val="1"/>
+      <w:numFmt w:val="decimal"/>
+      <w:lvlText w:val="%6."/>
+      <w:lvlJc w:val="left"/>
+      <w:pPr>
+        <w:tabs>
+          <w:tab w:val="num" w:pos="4320"/>
+        </w:tabs>
+        <w:ind w:left="4320" w:hanging="360"/>
+      </w:pPr>
+    </w:lvl>
+    <w:lvl w:ilvl="6" w:tentative="1">
+      <w:start w:val="1"/>
+      <w:numFmt w:val="decimal"/>
+      <w:lvlText w:val="%7."/>
+      <w:lvlJc w:val="left"/>
+      <w:pPr>
+        <w:tabs>
+          <w:tab w:val="num" w:pos="5040"/>
+        </w:tabs>
+        <w:ind w:left="5040" w:hanging="360"/>
+      </w:pPr>
+    </w:lvl>
+    <w:lvl w:ilvl="7" w:tentative="1">
+      <w:start w:val="1"/>
+      <w:numFmt w:val="decimal"/>
+      <w:lvlText w:val="%8."/>
+      <w:lvlJc w:val="left"/>
+      <w:pPr>
+        <w:tabs>
+          <w:tab w:val="num" w:pos="5760"/>
+        </w:tabs>
+        <w:ind w:left="5760" w:hanging="360"/>
+      </w:pPr>
+    </w:lvl>
+    <w:lvl w:ilvl="8" w:tentative="1">
+      <w:start w:val="1"/>
+      <w:numFmt w:val="decimal"/>
+      <w:lvlText w:val="%9."/>
+      <w:lvlJc w:val="left"/>
+      <w:pPr>
+        <w:tabs>
+          <w:tab w:val="num" w:pos="6480"/>
+        </w:tabs>
+        <w:ind w:left="6480" w:hanging="360"/>
+      </w:pPr>
+    </w:lvl>
+  </w:abstractNum>
+  <w:abstractNum w:abstractNumId="6" w15:restartNumberingAfterBreak="0">
     <w:nsid w:val="39B4645F"/>
     <w:multiLevelType w:val="multilevel"/>
     <w:tmpl w:val="9392B702"/>
@@ -1067,7 +3754,7 @@
       </w:rPr>
     </w:lvl>
   </w:abstractNum>
-  <w:abstractNum w:abstractNumId="4" w15:restartNumberingAfterBreak="0">
+  <w:abstractNum w:abstractNumId="7" w15:restartNumberingAfterBreak="0">
     <w:nsid w:val="404B346B"/>
     <w:multiLevelType w:val="hybridMultilevel"/>
     <w:tmpl w:val="57445392"/>
@@ -1153,7 +3840,7 @@
       </w:pPr>
     </w:lvl>
   </w:abstractNum>
-  <w:abstractNum w:abstractNumId="5" w15:restartNumberingAfterBreak="0">
+  <w:abstractNum w:abstractNumId="8" w15:restartNumberingAfterBreak="0">
     <w:nsid w:val="510C6DE5"/>
     <w:multiLevelType w:val="multilevel"/>
     <w:tmpl w:val="59022A86"/>
@@ -1302,7 +3989,7 @@
       </w:rPr>
     </w:lvl>
   </w:abstractNum>
-  <w:abstractNum w:abstractNumId="6" w15:restartNumberingAfterBreak="0">
+  <w:abstractNum w:abstractNumId="9" w15:restartNumberingAfterBreak="0">
     <w:nsid w:val="521A70B3"/>
     <w:multiLevelType w:val="multilevel"/>
     <w:tmpl w:val="A562543E"/>
@@ -1451,7 +4138,7 @@
       </w:rPr>
     </w:lvl>
   </w:abstractNum>
-  <w:abstractNum w:abstractNumId="7" w15:restartNumberingAfterBreak="0">
+  <w:abstractNum w:abstractNumId="10" w15:restartNumberingAfterBreak="0">
     <w:nsid w:val="5A7C13E6"/>
     <w:multiLevelType w:val="multilevel"/>
     <w:tmpl w:val="2B02532E"/>
@@ -1600,7 +4287,120 @@
       </w:rPr>
     </w:lvl>
   </w:abstractNum>
-  <w:abstractNum w:abstractNumId="8" w15:restartNumberingAfterBreak="0">
+  <w:abstractNum w:abstractNumId="11" w15:restartNumberingAfterBreak="0">
+    <w:nsid w:val="63F32C79"/>
+    <w:multiLevelType w:val="multilevel"/>
+    <w:tmpl w:val="C28CFA46"/>
+    <w:lvl w:ilvl="0">
+      <w:start w:val="1"/>
+      <w:numFmt w:val="decimal"/>
+      <w:lvlText w:val="%1."/>
+      <w:lvlJc w:val="left"/>
+      <w:pPr>
+        <w:tabs>
+          <w:tab w:val="num" w:pos="720"/>
+        </w:tabs>
+        <w:ind w:left="720" w:hanging="360"/>
+      </w:pPr>
+    </w:lvl>
+    <w:lvl w:ilvl="1" w:tentative="1">
+      <w:start w:val="1"/>
+      <w:numFmt w:val="decimal"/>
+      <w:lvlText w:val="%2."/>
+      <w:lvlJc w:val="left"/>
+      <w:pPr>
+        <w:tabs>
+          <w:tab w:val="num" w:pos="1440"/>
+        </w:tabs>
+        <w:ind w:left="1440" w:hanging="360"/>
+      </w:pPr>
+    </w:lvl>
+    <w:lvl w:ilvl="2" w:tentative="1">
+      <w:start w:val="1"/>
+      <w:numFmt w:val="decimal"/>
+      <w:lvlText w:val="%3."/>
+      <w:lvlJc w:val="left"/>
+      <w:pPr>
+        <w:tabs>
+          <w:tab w:val="num" w:pos="2160"/>
+        </w:tabs>
+        <w:ind w:left="2160" w:hanging="360"/>
+      </w:pPr>
+    </w:lvl>
+    <w:lvl w:ilvl="3" w:tentative="1">
+      <w:start w:val="1"/>
+      <w:numFmt w:val="decimal"/>
+      <w:lvlText w:val="%4."/>
+      <w:lvlJc w:val="left"/>
+      <w:pPr>
+        <w:tabs>
+          <w:tab w:val="num" w:pos="2880"/>
+        </w:tabs>
+        <w:ind w:left="2880" w:hanging="360"/>
+      </w:pPr>
+    </w:lvl>
+    <w:lvl w:ilvl="4" w:tentative="1">
+      <w:start w:val="1"/>
+      <w:numFmt w:val="decimal"/>
+      <w:lvlText w:val="%5."/>
+      <w:lvlJc w:val="left"/>
+      <w:pPr>
+        <w:tabs>
+          <w:tab w:val="num" w:pos="3600"/>
+        </w:tabs>
+        <w:ind w:left="3600" w:hanging="360"/>
+      </w:pPr>
+    </w:lvl>
+    <w:lvl w:ilvl="5" w:tentative="1">
+      <w:start w:val="1"/>
+      <w:numFmt w:val="decimal"/>
+      <w:lvlText w:val="%6."/>
+      <w:lvlJc w:val="left"/>
+      <w:pPr>
+        <w:tabs>
+          <w:tab w:val="num" w:pos="4320"/>
+        </w:tabs>
+        <w:ind w:left="4320" w:hanging="360"/>
+      </w:pPr>
+    </w:lvl>
+    <w:lvl w:ilvl="6" w:tentative="1">
+      <w:start w:val="1"/>
+      <w:numFmt w:val="decimal"/>
+      <w:lvlText w:val="%7."/>
+      <w:lvlJc w:val="left"/>
+      <w:pPr>
+        <w:tabs>
+          <w:tab w:val="num" w:pos="5040"/>
+        </w:tabs>
+        <w:ind w:left="5040" w:hanging="360"/>
+      </w:pPr>
+    </w:lvl>
+    <w:lvl w:ilvl="7" w:tentative="1">
+      <w:start w:val="1"/>
+      <w:numFmt w:val="decimal"/>
+      <w:lvlText w:val="%8."/>
+      <w:lvlJc w:val="left"/>
+      <w:pPr>
+        <w:tabs>
+          <w:tab w:val="num" w:pos="5760"/>
+        </w:tabs>
+        <w:ind w:left="5760" w:hanging="360"/>
+      </w:pPr>
+    </w:lvl>
+    <w:lvl w:ilvl="8" w:tentative="1">
+      <w:start w:val="1"/>
+      <w:numFmt w:val="decimal"/>
+      <w:lvlText w:val="%9."/>
+      <w:lvlJc w:val="left"/>
+      <w:pPr>
+        <w:tabs>
+          <w:tab w:val="num" w:pos="6480"/>
+        </w:tabs>
+        <w:ind w:left="6480" w:hanging="360"/>
+      </w:pPr>
+    </w:lvl>
+  </w:abstractNum>
+  <w:abstractNum w:abstractNumId="12" w15:restartNumberingAfterBreak="0">
     <w:nsid w:val="64223227"/>
     <w:multiLevelType w:val="hybridMultilevel"/>
     <w:tmpl w:val="5A04A276"/>
@@ -1714,7 +4514,7 @@
       </w:rPr>
     </w:lvl>
   </w:abstractNum>
-  <w:abstractNum w:abstractNumId="9" w15:restartNumberingAfterBreak="0">
+  <w:abstractNum w:abstractNumId="13" w15:restartNumberingAfterBreak="0">
     <w:nsid w:val="65873A4F"/>
     <w:multiLevelType w:val="multilevel"/>
     <w:tmpl w:val="32A65C9A"/>
@@ -1863,7 +4663,7 @@
       </w:rPr>
     </w:lvl>
   </w:abstractNum>
-  <w:abstractNum w:abstractNumId="10" w15:restartNumberingAfterBreak="0">
+  <w:abstractNum w:abstractNumId="14" w15:restartNumberingAfterBreak="0">
     <w:nsid w:val="7AFC6145"/>
     <w:multiLevelType w:val="hybridMultilevel"/>
     <w:tmpl w:val="A09294AC"/>
@@ -1977,40 +4777,52 @@
     </w:lvl>
   </w:abstractNum>
   <w:num w:numId="1">
-    <w:abstractNumId w:val="8"/>
+    <w:abstractNumId w:val="12"/>
   </w:num>
   <w:num w:numId="2">
-    <w:abstractNumId w:val="6"/>
+    <w:abstractNumId w:val="9"/>
   </w:num>
   <w:num w:numId="3">
-    <w:abstractNumId w:val="3"/>
+    <w:abstractNumId w:val="6"/>
   </w:num>
   <w:num w:numId="4">
     <w:abstractNumId w:val="0"/>
   </w:num>
   <w:num w:numId="5">
-    <w:abstractNumId w:val="9"/>
+    <w:abstractNumId w:val="13"/>
   </w:num>
   <w:num w:numId="6">
+    <w:abstractNumId w:val="4"/>
+  </w:num>
+  <w:num w:numId="7">
+    <w:abstractNumId w:val="3"/>
+  </w:num>
+  <w:num w:numId="8">
+    <w:abstractNumId w:val="8"/>
+  </w:num>
+  <w:num w:numId="9">
+    <w:abstractNumId w:val="10"/>
+  </w:num>
+  <w:num w:numId="10">
+    <w:abstractNumId w:val="12"/>
+  </w:num>
+  <w:num w:numId="11">
+    <w:abstractNumId w:val="7"/>
+  </w:num>
+  <w:num w:numId="12">
+    <w:abstractNumId w:val="14"/>
+  </w:num>
+  <w:num w:numId="13">
     <w:abstractNumId w:val="2"/>
   </w:num>
-  <w:num w:numId="7">
+  <w:num w:numId="14">
     <w:abstractNumId w:val="1"/>
   </w:num>
-  <w:num w:numId="8">
+  <w:num w:numId="15">
     <w:abstractNumId w:val="5"/>
   </w:num>
-  <w:num w:numId="9">
-    <w:abstractNumId w:val="7"/>
-  </w:num>
-  <w:num w:numId="10">
-    <w:abstractNumId w:val="8"/>
-  </w:num>
-  <w:num w:numId="11">
-    <w:abstractNumId w:val="4"/>
-  </w:num>
-  <w:num w:numId="12">
-    <w:abstractNumId w:val="10"/>
+  <w:num w:numId="16">
+    <w:abstractNumId w:val="11"/>
   </w:num>
 </w:numbering>
 </file>
@@ -2457,7 +5269,6 @@
   <w:style w:type="character" w:default="1" w:styleId="DefaultParagraphFont">
     <w:name w:val="Default Paragraph Font"/>
     <w:uiPriority w:val="1"/>
-    <w:semiHidden/>
     <w:unhideWhenUsed/>
   </w:style>
   <w:style w:type="table" w:default="1" w:styleId="TableNormal">
@@ -3079,6 +5890,25 @@
       <w:lang w:eastAsia="en-IN"/>
     </w:rPr>
   </w:style>
+  <w:style w:type="table" w:styleId="TableGrid">
+    <w:name w:val="Table Grid"/>
+    <w:basedOn w:val="TableNormal"/>
+    <w:uiPriority w:val="39"/>
+    <w:rsid w:val="007D4FFD"/>
+    <w:pPr>
+      <w:spacing w:after="0" w:line="240" w:lineRule="auto"/>
+    </w:pPr>
+    <w:tblPr>
+      <w:tblBorders>
+        <w:top w:val="single" w:sz="4" w:space="0" w:color="auto"/>
+        <w:left w:val="single" w:sz="4" w:space="0" w:color="auto"/>
+        <w:bottom w:val="single" w:sz="4" w:space="0" w:color="auto"/>
+        <w:right w:val="single" w:sz="4" w:space="0" w:color="auto"/>
+        <w:insideH w:val="single" w:sz="4" w:space="0" w:color="auto"/>
+        <w:insideV w:val="single" w:sz="4" w:space="0" w:color="auto"/>
+      </w:tblBorders>
+    </w:tblPr>
+  </w:style>
 </w:styles>
 </file>
 
@@ -3233,6 +6063,7 @@
     <w:rsid w:val="00624FA6"/>
     <w:rsid w:val="006D2E04"/>
     <w:rsid w:val="008238CD"/>
+    <w:rsid w:val="00854583"/>
     <w:rsid w:val="00877898"/>
     <w:rsid w:val="00896AB6"/>
     <w:rsid w:val="009B7D9D"/>
